--- a/Optimalisasi-dan-Automasi/Modul-Word/Modul-8-Optimasi-Linear-Linear-Programming.docx
+++ b/Optimalisasi-dan-Automasi/Modul-Word/Modul-8-Optimasi-Linear-Linear-Programming.docx
@@ -468,7 +468,7 @@
                                 <w:szCs w:val="20"/>
                                 <w:lang w:val="fi-FI"/>
                               </w:rPr>
-                              <w:t xml:space="preserve">Sub-CPMK 3.1 – Mampu menerapkan algoritma optimasi (linear, non-linear, dan metaheuristik) untuk penyelesaian masalah rekayasa</w:t>
+                              <w:t xml:space="preserve">Sub-CPMK 3.2 – Mampu mengintegrasikan hasil simulasi untuk mendukung keputusan desain</w:t>
                             </w:r>
                             <w:r>
                               <w:rPr>
@@ -523,7 +523,7 @@
                           <w:szCs w:val="20"/>
                           <w:lang w:val="fi-FI"/>
                         </w:rPr>
-                        <w:t xml:space="preserve">Sub-CPMK 3.1 – Mampu menerapkan algoritma optimasi (linear, non-linear, dan metaheuristik) untuk penyelesaian masalah rekayasa</w:t>
+                        <w:t xml:space="preserve">Sub-CPMK 3.2 – Mampu mengintegrasikan hasil simulasi untuk mendukung keputusan desain</w:t>
                       </w:r>
                       <w:r>
                         <w:rPr>
@@ -2767,16 +2767,16 @@
           <w:i w:val="0"/>
           <w:sz w:val="22"/>
         </w:rPr>
-        <w:t xml:space="preserve">Sub-CPMK 3.1: </w:t>
-      </w:r>
-      <w:r>
-        <w:rPr>
-          <w:rFonts w:ascii="Arial" w:hAnsi="Arial" w:cs="Arial"/>
-          <w:b w:val="0"/>
-          <w:i w:val="0"/>
-          <w:sz w:val="22"/>
-        </w:rPr>
-        <w:t>Mampu menerapkan algoritma optimasi (linear, non-linear, dan metaheuristik) untuk penyelesaian masalah rekayasa, yaitu memformulasikan dan menyelesaikan masalah optimasi sumber daya terbatas menggunakan Linear Programming (CPMK 3).</w:t>
+        <w:t xml:space="preserve">Sub-CPMK 3.2: </w:t>
+      </w:r>
+      <w:r>
+        <w:rPr>
+          <w:rFonts w:ascii="Arial" w:hAnsi="Arial" w:cs="Arial"/>
+          <w:b w:val="0"/>
+          <w:i w:val="0"/>
+          <w:sz w:val="22"/>
+        </w:rPr>
+        <w:t>Mampu mengintegrasikan hasil simulasi untuk mendukung keputusan desain, yaitu menggunakan hasil solve Linear Programming (nilai optimal, shadow price, sensitivity analysis) sebagai dasar pengambilan keputusan alokasi sumber daya dalam desain sistem produksi (CPMK 3).</w:t>
       </w:r>
     </w:p>
     <w:p>

--- a/Optimalisasi-dan-Automasi/Modul-Word/Modul-8-Optimasi-Linear-Linear-Programming.docx
+++ b/Optimalisasi-dan-Automasi/Modul-Word/Modul-8-Optimasi-Linear-Linear-Programming.docx
@@ -2667,7 +2667,7 @@
       <w:r>
         <w:drawing>
           <wp:inline xmlns:a="http://schemas.openxmlformats.org/drawingml/2006/main" xmlns:pic="http://schemas.openxmlformats.org/drawingml/2006/picture">
-            <wp:extent cx="6912032" cy="1936865"/>
+            <wp:extent cx="5472000" cy="1533344"/>
             <wp:docPr id="1858245148" name="Picture 1858245148"/>
             <wp:cNvGraphicFramePr>
               <a:graphicFrameLocks noChangeAspect="1"/>
@@ -2688,7 +2688,7 @@
                   <pic:spPr>
                     <a:xfrm>
                       <a:off x="0" y="0"/>
-                      <a:ext cx="6912032" cy="1936865"/>
+                      <a:ext cx="5472000" cy="1533344"/>
                     </a:xfrm>
                     <a:prstGeom prst="rect"/>
                   </pic:spPr>
@@ -3264,7 +3264,7 @@
       <w:r>
         <w:drawing>
           <wp:inline xmlns:a="http://schemas.openxmlformats.org/drawingml/2006/main" xmlns:pic="http://schemas.openxmlformats.org/drawingml/2006/picture">
-            <wp:extent cx="7518861" cy="5685905"/>
+            <wp:extent cx="5472000" cy="4138030"/>
             <wp:docPr id="1858245149" name="Picture 1858245149"/>
             <wp:cNvGraphicFramePr>
               <a:graphicFrameLocks noChangeAspect="1"/>
@@ -3285,7 +3285,7 @@
                   <pic:spPr>
                     <a:xfrm>
                       <a:off x="0" y="0"/>
-                      <a:ext cx="7518861" cy="5685905"/>
+                      <a:ext cx="5472000" cy="4138030"/>
                     </a:xfrm>
                     <a:prstGeom prst="rect"/>
                   </pic:spPr>
@@ -3895,7 +3895,7 @@
       <w:r>
         <w:drawing>
           <wp:inline xmlns:a="http://schemas.openxmlformats.org/drawingml/2006/main" xmlns:pic="http://schemas.openxmlformats.org/drawingml/2006/picture">
-            <wp:extent cx="8611985" cy="3042458"/>
+            <wp:extent cx="5472000" cy="1933158"/>
             <wp:docPr id="1858245150" name="Picture 1858245150"/>
             <wp:cNvGraphicFramePr>
               <a:graphicFrameLocks noChangeAspect="1"/>
@@ -3916,7 +3916,7 @@
                   <pic:spPr>
                     <a:xfrm>
                       <a:off x="0" y="0"/>
-                      <a:ext cx="8611985" cy="3042458"/>
+                      <a:ext cx="5472000" cy="1933158"/>
                     </a:xfrm>
                     <a:prstGeom prst="rect"/>
                   </pic:spPr>
@@ -4219,7 +4219,7 @@
       <w:r>
         <w:drawing>
           <wp:inline xmlns:a="http://schemas.openxmlformats.org/drawingml/2006/main" xmlns:pic="http://schemas.openxmlformats.org/drawingml/2006/picture">
-            <wp:extent cx="7477298" cy="5320145"/>
+            <wp:extent cx="5472000" cy="3893363"/>
             <wp:docPr id="1858245151" name="Picture 1858245151"/>
             <wp:cNvGraphicFramePr>
               <a:graphicFrameLocks noChangeAspect="1"/>
@@ -4240,7 +4240,7 @@
                   <pic:spPr>
                     <a:xfrm>
                       <a:off x="0" y="0"/>
-                      <a:ext cx="7477298" cy="5320145"/>
+                      <a:ext cx="5472000" cy="3893363"/>
                     </a:xfrm>
                     <a:prstGeom prst="rect"/>
                   </pic:spPr>
@@ -4874,7 +4874,7 @@
       <w:r>
         <w:drawing>
           <wp:inline xmlns:a="http://schemas.openxmlformats.org/drawingml/2006/main" xmlns:pic="http://schemas.openxmlformats.org/drawingml/2006/picture">
-            <wp:extent cx="7884621" cy="3674225"/>
+            <wp:extent cx="5472000" cy="2549946"/>
             <wp:docPr id="1858245152" name="Picture 1858245152"/>
             <wp:cNvGraphicFramePr>
               <a:graphicFrameLocks noChangeAspect="1"/>
@@ -4895,7 +4895,7 @@
                   <pic:spPr>
                     <a:xfrm>
                       <a:off x="0" y="0"/>
-                      <a:ext cx="7884621" cy="3674225"/>
+                      <a:ext cx="5472000" cy="2549946"/>
                     </a:xfrm>
                     <a:prstGeom prst="rect"/>
                   </pic:spPr>
@@ -5432,7 +5432,7 @@
       <w:r>
         <w:drawing>
           <wp:inline xmlns:a="http://schemas.openxmlformats.org/drawingml/2006/main" xmlns:pic="http://schemas.openxmlformats.org/drawingml/2006/picture">
-            <wp:extent cx="8246225" cy="3121429"/>
+            <wp:extent cx="5472000" cy="2071307"/>
             <wp:docPr id="1858245153" name="Picture 1858245153"/>
             <wp:cNvGraphicFramePr>
               <a:graphicFrameLocks noChangeAspect="1"/>
@@ -5453,7 +5453,7 @@
                   <pic:spPr>
                     <a:xfrm>
                       <a:off x="0" y="0"/>
-                      <a:ext cx="8246225" cy="3121429"/>
+                      <a:ext cx="5472000" cy="2071307"/>
                     </a:xfrm>
                     <a:prstGeom prst="rect"/>
                   </pic:spPr>
@@ -5636,7 +5636,7 @@
       <w:r>
         <w:drawing>
           <wp:inline xmlns:a="http://schemas.openxmlformats.org/drawingml/2006/main" xmlns:pic="http://schemas.openxmlformats.org/drawingml/2006/picture">
-            <wp:extent cx="9160625" cy="3674225"/>
+            <wp:extent cx="5472000" cy="2194758"/>
             <wp:docPr id="1858245154" name="Picture 1858245154"/>
             <wp:cNvGraphicFramePr>
               <a:graphicFrameLocks noChangeAspect="1"/>
@@ -5657,7 +5657,7 @@
                   <pic:spPr>
                     <a:xfrm>
                       <a:off x="0" y="0"/>
-                      <a:ext cx="9160625" cy="3674225"/>
+                      <a:ext cx="5472000" cy="2194758"/>
                     </a:xfrm>
                     <a:prstGeom prst="rect"/>
                   </pic:spPr>
@@ -5746,7 +5746,7 @@
       <w:r>
         <w:drawing>
           <wp:inline xmlns:a="http://schemas.openxmlformats.org/drawingml/2006/main" xmlns:pic="http://schemas.openxmlformats.org/drawingml/2006/picture">
-            <wp:extent cx="4060767" cy="5469774"/>
+            <wp:extent cx="3340805" cy="4499999"/>
             <wp:docPr id="1858245155" name="Picture 1858245155"/>
             <wp:cNvGraphicFramePr>
               <a:graphicFrameLocks noChangeAspect="1"/>
@@ -5767,7 +5767,7 @@
                   <pic:spPr>
                     <a:xfrm>
                       <a:off x="0" y="0"/>
-                      <a:ext cx="4060767" cy="5469774"/>
+                      <a:ext cx="3340805" cy="4499999"/>
                     </a:xfrm>
                     <a:prstGeom prst="rect"/>
                   </pic:spPr>

--- a/Optimalisasi-dan-Automasi/Modul-Word/Modul-8-Optimasi-Linear-Linear-Programming.docx
+++ b/Optimalisasi-dan-Automasi/Modul-Word/Modul-8-Optimasi-Linear-Linear-Programming.docx
@@ -3264,7 +3264,7 @@
       <w:r>
         <w:drawing>
           <wp:inline xmlns:a="http://schemas.openxmlformats.org/drawingml/2006/main" xmlns:pic="http://schemas.openxmlformats.org/drawingml/2006/picture">
-            <wp:extent cx="5472000" cy="4138030"/>
+            <wp:extent cx="4760526" cy="3600000"/>
             <wp:docPr id="1858245149" name="Picture 1858245149"/>
             <wp:cNvGraphicFramePr>
               <a:graphicFrameLocks noChangeAspect="1"/>
@@ -3285,7 +3285,7 @@
                   <pic:spPr>
                     <a:xfrm>
                       <a:off x="0" y="0"/>
-                      <a:ext cx="5472000" cy="4138030"/>
+                      <a:ext cx="4760526" cy="3600000"/>
                     </a:xfrm>
                     <a:prstGeom prst="rect"/>
                   </pic:spPr>
@@ -3362,12 +3362,18 @@
         <w:tc>
           <w:tcPr>
             <w:tcW w:type="dxa" w:w="2197"/>
+            <w:tcMar>
+              <w:top w:w="40" w:type="dxa"/>
+              <w:bottom w:w="40" w:type="dxa"/>
+              <w:left w:w="100" w:type="dxa"/>
+              <w:right w:w="100" w:type="dxa"/>
+            </w:tcMar>
             <w:shd w:val="clear" w:fill="DCE4F1"/>
           </w:tcPr>
           <w:p>
             <w:pPr>
               <w:keepNext/>
-              <w:spacing w:after="0"/>
+              <w:spacing w:line="240" w:lineRule="auto" w:before="0" w:after="0"/>
             </w:pPr>
             <w:r>
               <w:rPr>
@@ -3383,12 +3389,18 @@
         <w:tc>
           <w:tcPr>
             <w:tcW w:type="dxa" w:w="2197"/>
+            <w:tcMar>
+              <w:top w:w="40" w:type="dxa"/>
+              <w:bottom w:w="40" w:type="dxa"/>
+              <w:left w:w="100" w:type="dxa"/>
+              <w:right w:w="100" w:type="dxa"/>
+            </w:tcMar>
             <w:shd w:val="clear" w:fill="DCE4F1"/>
           </w:tcPr>
           <w:p>
             <w:pPr>
               <w:keepNext/>
-              <w:spacing w:after="0"/>
+              <w:spacing w:line="240" w:lineRule="auto" w:before="0" w:after="0"/>
             </w:pPr>
             <w:r>
               <w:rPr>
@@ -3404,12 +3416,18 @@
         <w:tc>
           <w:tcPr>
             <w:tcW w:type="dxa" w:w="2197"/>
+            <w:tcMar>
+              <w:top w:w="40" w:type="dxa"/>
+              <w:bottom w:w="40" w:type="dxa"/>
+              <w:left w:w="100" w:type="dxa"/>
+              <w:right w:w="100" w:type="dxa"/>
+            </w:tcMar>
             <w:shd w:val="clear" w:fill="DCE4F1"/>
           </w:tcPr>
           <w:p>
             <w:pPr>
               <w:keepNext/>
-              <w:spacing w:after="0"/>
+              <w:spacing w:line="240" w:lineRule="auto" w:before="0" w:after="0"/>
             </w:pPr>
             <w:r>
               <w:rPr>
@@ -3425,12 +3443,18 @@
         <w:tc>
           <w:tcPr>
             <w:tcW w:type="dxa" w:w="2197"/>
+            <w:tcMar>
+              <w:top w:w="40" w:type="dxa"/>
+              <w:bottom w:w="40" w:type="dxa"/>
+              <w:left w:w="100" w:type="dxa"/>
+              <w:right w:w="100" w:type="dxa"/>
+            </w:tcMar>
             <w:shd w:val="clear" w:fill="DCE4F1"/>
           </w:tcPr>
           <w:p>
             <w:pPr>
               <w:keepNext/>
-              <w:spacing w:after="0"/>
+              <w:spacing w:line="240" w:lineRule="auto" w:before="0" w:after="0"/>
             </w:pPr>
             <w:r>
               <w:rPr>
@@ -3451,11 +3475,17 @@
         <w:tc>
           <w:tcPr>
             <w:tcW w:type="dxa" w:w="2197"/>
+            <w:tcMar>
+              <w:top w:w="40" w:type="dxa"/>
+              <w:bottom w:w="40" w:type="dxa"/>
+              <w:left w:w="100" w:type="dxa"/>
+              <w:right w:w="100" w:type="dxa"/>
+            </w:tcMar>
           </w:tcPr>
           <w:p>
             <w:pPr>
               <w:keepNext/>
-              <w:spacing w:after="0"/>
+              <w:spacing w:line="240" w:lineRule="auto" w:before="0" w:after="0"/>
             </w:pPr>
             <w:r>
               <w:rPr>
@@ -3471,11 +3501,17 @@
         <w:tc>
           <w:tcPr>
             <w:tcW w:type="dxa" w:w="2197"/>
+            <w:tcMar>
+              <w:top w:w="40" w:type="dxa"/>
+              <w:bottom w:w="40" w:type="dxa"/>
+              <w:left w:w="100" w:type="dxa"/>
+              <w:right w:w="100" w:type="dxa"/>
+            </w:tcMar>
           </w:tcPr>
           <w:p>
             <w:pPr>
               <w:keepNext/>
-              <w:spacing w:after="0"/>
+              <w:spacing w:line="240" w:lineRule="auto" w:before="0" w:after="0"/>
             </w:pPr>
             <w:r>
               <w:rPr>
@@ -3491,11 +3527,17 @@
         <w:tc>
           <w:tcPr>
             <w:tcW w:type="dxa" w:w="2197"/>
+            <w:tcMar>
+              <w:top w:w="40" w:type="dxa"/>
+              <w:bottom w:w="40" w:type="dxa"/>
+              <w:left w:w="100" w:type="dxa"/>
+              <w:right w:w="100" w:type="dxa"/>
+            </w:tcMar>
           </w:tcPr>
           <w:p>
             <w:pPr>
               <w:keepNext/>
-              <w:spacing w:after="0"/>
+              <w:spacing w:line="240" w:lineRule="auto" w:before="0" w:after="0"/>
             </w:pPr>
             <w:r>
               <w:rPr>
@@ -3511,11 +3553,17 @@
         <w:tc>
           <w:tcPr>
             <w:tcW w:type="dxa" w:w="2197"/>
+            <w:tcMar>
+              <w:top w:w="40" w:type="dxa"/>
+              <w:bottom w:w="40" w:type="dxa"/>
+              <w:left w:w="100" w:type="dxa"/>
+              <w:right w:w="100" w:type="dxa"/>
+            </w:tcMar>
           </w:tcPr>
           <w:p>
             <w:pPr>
               <w:keepNext/>
-              <w:spacing w:after="0"/>
+              <w:spacing w:line="240" w:lineRule="auto" w:before="0" w:after="0"/>
             </w:pPr>
             <w:r>
               <w:rPr>
@@ -3536,11 +3584,17 @@
         <w:tc>
           <w:tcPr>
             <w:tcW w:type="dxa" w:w="2197"/>
+            <w:tcMar>
+              <w:top w:w="40" w:type="dxa"/>
+              <w:bottom w:w="40" w:type="dxa"/>
+              <w:left w:w="100" w:type="dxa"/>
+              <w:right w:w="100" w:type="dxa"/>
+            </w:tcMar>
           </w:tcPr>
           <w:p>
             <w:pPr>
               <w:keepNext/>
-              <w:spacing w:after="0"/>
+              <w:spacing w:line="240" w:lineRule="auto" w:before="0" w:after="0"/>
             </w:pPr>
             <w:r>
               <w:rPr>
@@ -3556,11 +3610,17 @@
         <w:tc>
           <w:tcPr>
             <w:tcW w:type="dxa" w:w="2197"/>
+            <w:tcMar>
+              <w:top w:w="40" w:type="dxa"/>
+              <w:bottom w:w="40" w:type="dxa"/>
+              <w:left w:w="100" w:type="dxa"/>
+              <w:right w:w="100" w:type="dxa"/>
+            </w:tcMar>
           </w:tcPr>
           <w:p>
             <w:pPr>
               <w:keepNext/>
-              <w:spacing w:after="0"/>
+              <w:spacing w:line="240" w:lineRule="auto" w:before="0" w:after="0"/>
             </w:pPr>
             <w:r>
               <w:rPr>
@@ -3576,11 +3636,17 @@
         <w:tc>
           <w:tcPr>
             <w:tcW w:type="dxa" w:w="2197"/>
+            <w:tcMar>
+              <w:top w:w="40" w:type="dxa"/>
+              <w:bottom w:w="40" w:type="dxa"/>
+              <w:left w:w="100" w:type="dxa"/>
+              <w:right w:w="100" w:type="dxa"/>
+            </w:tcMar>
           </w:tcPr>
           <w:p>
             <w:pPr>
               <w:keepNext/>
-              <w:spacing w:after="0"/>
+              <w:spacing w:line="240" w:lineRule="auto" w:before="0" w:after="0"/>
             </w:pPr>
             <w:r>
               <w:rPr>
@@ -3596,11 +3662,17 @@
         <w:tc>
           <w:tcPr>
             <w:tcW w:type="dxa" w:w="2197"/>
+            <w:tcMar>
+              <w:top w:w="40" w:type="dxa"/>
+              <w:bottom w:w="40" w:type="dxa"/>
+              <w:left w:w="100" w:type="dxa"/>
+              <w:right w:w="100" w:type="dxa"/>
+            </w:tcMar>
           </w:tcPr>
           <w:p>
             <w:pPr>
               <w:keepNext/>
-              <w:spacing w:after="0"/>
+              <w:spacing w:line="240" w:lineRule="auto" w:before="0" w:after="0"/>
             </w:pPr>
             <w:r>
               <w:rPr>
@@ -3621,11 +3693,17 @@
         <w:tc>
           <w:tcPr>
             <w:tcW w:type="dxa" w:w="2197"/>
+            <w:tcMar>
+              <w:top w:w="40" w:type="dxa"/>
+              <w:bottom w:w="40" w:type="dxa"/>
+              <w:left w:w="100" w:type="dxa"/>
+              <w:right w:w="100" w:type="dxa"/>
+            </w:tcMar>
           </w:tcPr>
           <w:p>
             <w:pPr>
               <w:keepNext/>
-              <w:spacing w:after="0"/>
+              <w:spacing w:line="240" w:lineRule="auto" w:before="0" w:after="0"/>
             </w:pPr>
             <w:r>
               <w:rPr>
@@ -3641,11 +3719,17 @@
         <w:tc>
           <w:tcPr>
             <w:tcW w:type="dxa" w:w="2197"/>
+            <w:tcMar>
+              <w:top w:w="40" w:type="dxa"/>
+              <w:bottom w:w="40" w:type="dxa"/>
+              <w:left w:w="100" w:type="dxa"/>
+              <w:right w:w="100" w:type="dxa"/>
+            </w:tcMar>
           </w:tcPr>
           <w:p>
             <w:pPr>
               <w:keepNext/>
-              <w:spacing w:after="0"/>
+              <w:spacing w:line="240" w:lineRule="auto" w:before="0" w:after="0"/>
             </w:pPr>
             <w:r>
               <w:rPr>
@@ -3661,11 +3745,17 @@
         <w:tc>
           <w:tcPr>
             <w:tcW w:type="dxa" w:w="2197"/>
+            <w:tcMar>
+              <w:top w:w="40" w:type="dxa"/>
+              <w:bottom w:w="40" w:type="dxa"/>
+              <w:left w:w="100" w:type="dxa"/>
+              <w:right w:w="100" w:type="dxa"/>
+            </w:tcMar>
           </w:tcPr>
           <w:p>
             <w:pPr>
               <w:keepNext/>
-              <w:spacing w:after="0"/>
+              <w:spacing w:line="240" w:lineRule="auto" w:before="0" w:after="0"/>
             </w:pPr>
             <w:r>
               <w:rPr>
@@ -3681,11 +3771,17 @@
         <w:tc>
           <w:tcPr>
             <w:tcW w:type="dxa" w:w="2197"/>
+            <w:tcMar>
+              <w:top w:w="40" w:type="dxa"/>
+              <w:bottom w:w="40" w:type="dxa"/>
+              <w:left w:w="100" w:type="dxa"/>
+              <w:right w:w="100" w:type="dxa"/>
+            </w:tcMar>
           </w:tcPr>
           <w:p>
             <w:pPr>
               <w:keepNext/>
-              <w:spacing w:after="0"/>
+              <w:spacing w:line="240" w:lineRule="auto" w:before="0" w:after="0"/>
             </w:pPr>
             <w:r>
               <w:rPr>
@@ -3706,11 +3802,17 @@
         <w:tc>
           <w:tcPr>
             <w:tcW w:type="dxa" w:w="2197"/>
+            <w:tcMar>
+              <w:top w:w="40" w:type="dxa"/>
+              <w:bottom w:w="40" w:type="dxa"/>
+              <w:left w:w="100" w:type="dxa"/>
+              <w:right w:w="100" w:type="dxa"/>
+            </w:tcMar>
           </w:tcPr>
           <w:p>
             <w:pPr>
               <w:keepNext/>
-              <w:spacing w:after="0"/>
+              <w:spacing w:line="240" w:lineRule="auto" w:before="0" w:after="0"/>
             </w:pPr>
             <w:r>
               <w:rPr>
@@ -3726,11 +3828,17 @@
         <w:tc>
           <w:tcPr>
             <w:tcW w:type="dxa" w:w="2197"/>
+            <w:tcMar>
+              <w:top w:w="40" w:type="dxa"/>
+              <w:bottom w:w="40" w:type="dxa"/>
+              <w:left w:w="100" w:type="dxa"/>
+              <w:right w:w="100" w:type="dxa"/>
+            </w:tcMar>
           </w:tcPr>
           <w:p>
             <w:pPr>
               <w:keepNext/>
-              <w:spacing w:after="0"/>
+              <w:spacing w:line="240" w:lineRule="auto" w:before="0" w:after="0"/>
             </w:pPr>
             <w:r>
               <w:rPr>
@@ -3746,11 +3854,17 @@
         <w:tc>
           <w:tcPr>
             <w:tcW w:type="dxa" w:w="2197"/>
+            <w:tcMar>
+              <w:top w:w="40" w:type="dxa"/>
+              <w:bottom w:w="40" w:type="dxa"/>
+              <w:left w:w="100" w:type="dxa"/>
+              <w:right w:w="100" w:type="dxa"/>
+            </w:tcMar>
           </w:tcPr>
           <w:p>
             <w:pPr>
               <w:keepNext/>
-              <w:spacing w:after="0"/>
+              <w:spacing w:line="240" w:lineRule="auto" w:before="0" w:after="0"/>
             </w:pPr>
             <w:r>
               <w:rPr>
@@ -3766,11 +3880,17 @@
         <w:tc>
           <w:tcPr>
             <w:tcW w:type="dxa" w:w="2197"/>
+            <w:tcMar>
+              <w:top w:w="40" w:type="dxa"/>
+              <w:bottom w:w="40" w:type="dxa"/>
+              <w:left w:w="100" w:type="dxa"/>
+              <w:right w:w="100" w:type="dxa"/>
+            </w:tcMar>
           </w:tcPr>
           <w:p>
             <w:pPr>
               <w:keepNext/>
-              <w:spacing w:after="0"/>
+              <w:spacing w:line="240" w:lineRule="auto" w:before="0" w:after="0"/>
             </w:pPr>
             <w:r>
               <w:rPr>
@@ -3791,10 +3911,16 @@
         <w:tc>
           <w:tcPr>
             <w:tcW w:type="dxa" w:w="2197"/>
+            <w:tcMar>
+              <w:top w:w="40" w:type="dxa"/>
+              <w:bottom w:w="40" w:type="dxa"/>
+              <w:left w:w="100" w:type="dxa"/>
+              <w:right w:w="100" w:type="dxa"/>
+            </w:tcMar>
           </w:tcPr>
           <w:p>
             <w:pPr>
-              <w:spacing w:after="0"/>
+              <w:spacing w:line="240" w:lineRule="auto" w:before="0" w:after="0"/>
             </w:pPr>
             <w:r>
               <w:rPr>
@@ -3810,10 +3936,16 @@
         <w:tc>
           <w:tcPr>
             <w:tcW w:type="dxa" w:w="2197"/>
+            <w:tcMar>
+              <w:top w:w="40" w:type="dxa"/>
+              <w:bottom w:w="40" w:type="dxa"/>
+              <w:left w:w="100" w:type="dxa"/>
+              <w:right w:w="100" w:type="dxa"/>
+            </w:tcMar>
           </w:tcPr>
           <w:p>
             <w:pPr>
-              <w:spacing w:after="0"/>
+              <w:spacing w:line="240" w:lineRule="auto" w:before="0" w:after="0"/>
             </w:pPr>
             <w:r>
               <w:rPr>
@@ -3829,10 +3961,16 @@
         <w:tc>
           <w:tcPr>
             <w:tcW w:type="dxa" w:w="2197"/>
+            <w:tcMar>
+              <w:top w:w="40" w:type="dxa"/>
+              <w:bottom w:w="40" w:type="dxa"/>
+              <w:left w:w="100" w:type="dxa"/>
+              <w:right w:w="100" w:type="dxa"/>
+            </w:tcMar>
           </w:tcPr>
           <w:p>
             <w:pPr>
-              <w:spacing w:after="0"/>
+              <w:spacing w:line="240" w:lineRule="auto" w:before="0" w:after="0"/>
             </w:pPr>
             <w:r>
               <w:rPr>
@@ -3848,10 +3986,16 @@
         <w:tc>
           <w:tcPr>
             <w:tcW w:type="dxa" w:w="2197"/>
+            <w:tcMar>
+              <w:top w:w="40" w:type="dxa"/>
+              <w:bottom w:w="40" w:type="dxa"/>
+              <w:left w:w="100" w:type="dxa"/>
+              <w:right w:w="100" w:type="dxa"/>
+            </w:tcMar>
           </w:tcPr>
           <w:p>
             <w:pPr>
-              <w:spacing w:after="0"/>
+              <w:spacing w:line="240" w:lineRule="auto" w:before="0" w:after="0"/>
             </w:pPr>
             <w:r>
               <w:rPr>
@@ -4219,7 +4363,7 @@
       <w:r>
         <w:drawing>
           <wp:inline xmlns:a="http://schemas.openxmlformats.org/drawingml/2006/main" xmlns:pic="http://schemas.openxmlformats.org/drawingml/2006/picture">
-            <wp:extent cx="5472000" cy="3893363"/>
+            <wp:extent cx="5059687" cy="3599999"/>
             <wp:docPr id="1858245151" name="Picture 1858245151"/>
             <wp:cNvGraphicFramePr>
               <a:graphicFrameLocks noChangeAspect="1"/>
@@ -4240,7 +4384,7 @@
                   <pic:spPr>
                     <a:xfrm>
                       <a:off x="0" y="0"/>
-                      <a:ext cx="5472000" cy="3893363"/>
+                      <a:ext cx="5059687" cy="3599999"/>
                     </a:xfrm>
                     <a:prstGeom prst="rect"/>
                   </pic:spPr>
@@ -4317,12 +4461,18 @@
         <w:tc>
           <w:tcPr>
             <w:tcW w:type="dxa" w:w="2197"/>
+            <w:tcMar>
+              <w:top w:w="40" w:type="dxa"/>
+              <w:bottom w:w="40" w:type="dxa"/>
+              <w:left w:w="100" w:type="dxa"/>
+              <w:right w:w="100" w:type="dxa"/>
+            </w:tcMar>
             <w:shd w:val="clear" w:fill="DCE4F1"/>
           </w:tcPr>
           <w:p>
             <w:pPr>
               <w:keepNext/>
-              <w:spacing w:after="0"/>
+              <w:spacing w:line="240" w:lineRule="auto" w:before="0" w:after="0"/>
             </w:pPr>
             <w:r>
               <w:rPr>
@@ -4338,12 +4488,18 @@
         <w:tc>
           <w:tcPr>
             <w:tcW w:type="dxa" w:w="2197"/>
+            <w:tcMar>
+              <w:top w:w="40" w:type="dxa"/>
+              <w:bottom w:w="40" w:type="dxa"/>
+              <w:left w:w="100" w:type="dxa"/>
+              <w:right w:w="100" w:type="dxa"/>
+            </w:tcMar>
             <w:shd w:val="clear" w:fill="DCE4F1"/>
           </w:tcPr>
           <w:p>
             <w:pPr>
               <w:keepNext/>
-              <w:spacing w:after="0"/>
+              <w:spacing w:line="240" w:lineRule="auto" w:before="0" w:after="0"/>
             </w:pPr>
             <w:r>
               <w:rPr>
@@ -4359,12 +4515,18 @@
         <w:tc>
           <w:tcPr>
             <w:tcW w:type="dxa" w:w="2197"/>
+            <w:tcMar>
+              <w:top w:w="40" w:type="dxa"/>
+              <w:bottom w:w="40" w:type="dxa"/>
+              <w:left w:w="100" w:type="dxa"/>
+              <w:right w:w="100" w:type="dxa"/>
+            </w:tcMar>
             <w:shd w:val="clear" w:fill="DCE4F1"/>
           </w:tcPr>
           <w:p>
             <w:pPr>
               <w:keepNext/>
-              <w:spacing w:after="0"/>
+              <w:spacing w:line="240" w:lineRule="auto" w:before="0" w:after="0"/>
             </w:pPr>
             <w:r>
               <w:rPr>
@@ -4380,12 +4542,18 @@
         <w:tc>
           <w:tcPr>
             <w:tcW w:type="dxa" w:w="2197"/>
+            <w:tcMar>
+              <w:top w:w="40" w:type="dxa"/>
+              <w:bottom w:w="40" w:type="dxa"/>
+              <w:left w:w="100" w:type="dxa"/>
+              <w:right w:w="100" w:type="dxa"/>
+            </w:tcMar>
             <w:shd w:val="clear" w:fill="DCE4F1"/>
           </w:tcPr>
           <w:p>
             <w:pPr>
               <w:keepNext/>
-              <w:spacing w:after="0"/>
+              <w:spacing w:line="240" w:lineRule="auto" w:before="0" w:after="0"/>
             </w:pPr>
             <w:r>
               <w:rPr>
@@ -4406,11 +4574,17 @@
         <w:tc>
           <w:tcPr>
             <w:tcW w:type="dxa" w:w="2197"/>
+            <w:tcMar>
+              <w:top w:w="40" w:type="dxa"/>
+              <w:bottom w:w="40" w:type="dxa"/>
+              <w:left w:w="100" w:type="dxa"/>
+              <w:right w:w="100" w:type="dxa"/>
+            </w:tcMar>
           </w:tcPr>
           <w:p>
             <w:pPr>
               <w:keepNext/>
-              <w:spacing w:after="0"/>
+              <w:spacing w:line="240" w:lineRule="auto" w:before="0" w:after="0"/>
             </w:pPr>
             <w:r>
               <w:rPr>
@@ -4426,11 +4600,17 @@
         <w:tc>
           <w:tcPr>
             <w:tcW w:type="dxa" w:w="2197"/>
+            <w:tcMar>
+              <w:top w:w="40" w:type="dxa"/>
+              <w:bottom w:w="40" w:type="dxa"/>
+              <w:left w:w="100" w:type="dxa"/>
+              <w:right w:w="100" w:type="dxa"/>
+            </w:tcMar>
           </w:tcPr>
           <w:p>
             <w:pPr>
               <w:keepNext/>
-              <w:spacing w:after="0"/>
+              <w:spacing w:line="240" w:lineRule="auto" w:before="0" w:after="0"/>
             </w:pPr>
             <w:r>
               <w:rPr>
@@ -4446,11 +4626,17 @@
         <w:tc>
           <w:tcPr>
             <w:tcW w:type="dxa" w:w="2197"/>
+            <w:tcMar>
+              <w:top w:w="40" w:type="dxa"/>
+              <w:bottom w:w="40" w:type="dxa"/>
+              <w:left w:w="100" w:type="dxa"/>
+              <w:right w:w="100" w:type="dxa"/>
+            </w:tcMar>
           </w:tcPr>
           <w:p>
             <w:pPr>
               <w:keepNext/>
-              <w:spacing w:after="0"/>
+              <w:spacing w:line="240" w:lineRule="auto" w:before="0" w:after="0"/>
             </w:pPr>
             <w:r>
               <w:rPr>
@@ -4466,11 +4652,17 @@
         <w:tc>
           <w:tcPr>
             <w:tcW w:type="dxa" w:w="2197"/>
+            <w:tcMar>
+              <w:top w:w="40" w:type="dxa"/>
+              <w:bottom w:w="40" w:type="dxa"/>
+              <w:left w:w="100" w:type="dxa"/>
+              <w:right w:w="100" w:type="dxa"/>
+            </w:tcMar>
           </w:tcPr>
           <w:p>
             <w:pPr>
               <w:keepNext/>
-              <w:spacing w:after="0"/>
+              <w:spacing w:line="240" w:lineRule="auto" w:before="0" w:after="0"/>
             </w:pPr>
             <w:r>
               <w:rPr>
@@ -4491,11 +4683,17 @@
         <w:tc>
           <w:tcPr>
             <w:tcW w:type="dxa" w:w="2197"/>
+            <w:tcMar>
+              <w:top w:w="40" w:type="dxa"/>
+              <w:bottom w:w="40" w:type="dxa"/>
+              <w:left w:w="100" w:type="dxa"/>
+              <w:right w:w="100" w:type="dxa"/>
+            </w:tcMar>
           </w:tcPr>
           <w:p>
             <w:pPr>
               <w:keepNext/>
-              <w:spacing w:after="0"/>
+              <w:spacing w:line="240" w:lineRule="auto" w:before="0" w:after="0"/>
             </w:pPr>
             <w:r>
               <w:rPr>
@@ -4511,11 +4709,17 @@
         <w:tc>
           <w:tcPr>
             <w:tcW w:type="dxa" w:w="2197"/>
+            <w:tcMar>
+              <w:top w:w="40" w:type="dxa"/>
+              <w:bottom w:w="40" w:type="dxa"/>
+              <w:left w:w="100" w:type="dxa"/>
+              <w:right w:w="100" w:type="dxa"/>
+            </w:tcMar>
           </w:tcPr>
           <w:p>
             <w:pPr>
               <w:keepNext/>
-              <w:spacing w:after="0"/>
+              <w:spacing w:line="240" w:lineRule="auto" w:before="0" w:after="0"/>
             </w:pPr>
             <w:r>
               <w:rPr>
@@ -4531,11 +4735,17 @@
         <w:tc>
           <w:tcPr>
             <w:tcW w:type="dxa" w:w="2197"/>
+            <w:tcMar>
+              <w:top w:w="40" w:type="dxa"/>
+              <w:bottom w:w="40" w:type="dxa"/>
+              <w:left w:w="100" w:type="dxa"/>
+              <w:right w:w="100" w:type="dxa"/>
+            </w:tcMar>
           </w:tcPr>
           <w:p>
             <w:pPr>
               <w:keepNext/>
-              <w:spacing w:after="0"/>
+              <w:spacing w:line="240" w:lineRule="auto" w:before="0" w:after="0"/>
             </w:pPr>
             <w:r>
               <w:rPr>
@@ -4551,11 +4761,17 @@
         <w:tc>
           <w:tcPr>
             <w:tcW w:type="dxa" w:w="2197"/>
+            <w:tcMar>
+              <w:top w:w="40" w:type="dxa"/>
+              <w:bottom w:w="40" w:type="dxa"/>
+              <w:left w:w="100" w:type="dxa"/>
+              <w:right w:w="100" w:type="dxa"/>
+            </w:tcMar>
           </w:tcPr>
           <w:p>
             <w:pPr>
               <w:keepNext/>
-              <w:spacing w:after="0"/>
+              <w:spacing w:line="240" w:lineRule="auto" w:before="0" w:after="0"/>
             </w:pPr>
             <w:r>
               <w:rPr>
@@ -4576,11 +4792,17 @@
         <w:tc>
           <w:tcPr>
             <w:tcW w:type="dxa" w:w="2197"/>
+            <w:tcMar>
+              <w:top w:w="40" w:type="dxa"/>
+              <w:bottom w:w="40" w:type="dxa"/>
+              <w:left w:w="100" w:type="dxa"/>
+              <w:right w:w="100" w:type="dxa"/>
+            </w:tcMar>
           </w:tcPr>
           <w:p>
             <w:pPr>
               <w:keepNext/>
-              <w:spacing w:after="0"/>
+              <w:spacing w:line="240" w:lineRule="auto" w:before="0" w:after="0"/>
             </w:pPr>
             <w:r>
               <w:rPr>
@@ -4596,11 +4818,17 @@
         <w:tc>
           <w:tcPr>
             <w:tcW w:type="dxa" w:w="2197"/>
+            <w:tcMar>
+              <w:top w:w="40" w:type="dxa"/>
+              <w:bottom w:w="40" w:type="dxa"/>
+              <w:left w:w="100" w:type="dxa"/>
+              <w:right w:w="100" w:type="dxa"/>
+            </w:tcMar>
           </w:tcPr>
           <w:p>
             <w:pPr>
               <w:keepNext/>
-              <w:spacing w:after="0"/>
+              <w:spacing w:line="240" w:lineRule="auto" w:before="0" w:after="0"/>
             </w:pPr>
             <w:r>
               <w:rPr>
@@ -4616,11 +4844,17 @@
         <w:tc>
           <w:tcPr>
             <w:tcW w:type="dxa" w:w="2197"/>
+            <w:tcMar>
+              <w:top w:w="40" w:type="dxa"/>
+              <w:bottom w:w="40" w:type="dxa"/>
+              <w:left w:w="100" w:type="dxa"/>
+              <w:right w:w="100" w:type="dxa"/>
+            </w:tcMar>
           </w:tcPr>
           <w:p>
             <w:pPr>
               <w:keepNext/>
-              <w:spacing w:after="0"/>
+              <w:spacing w:line="240" w:lineRule="auto" w:before="0" w:after="0"/>
             </w:pPr>
             <w:r>
               <w:rPr>
@@ -4636,11 +4870,17 @@
         <w:tc>
           <w:tcPr>
             <w:tcW w:type="dxa" w:w="2197"/>
+            <w:tcMar>
+              <w:top w:w="40" w:type="dxa"/>
+              <w:bottom w:w="40" w:type="dxa"/>
+              <w:left w:w="100" w:type="dxa"/>
+              <w:right w:w="100" w:type="dxa"/>
+            </w:tcMar>
           </w:tcPr>
           <w:p>
             <w:pPr>
               <w:keepNext/>
-              <w:spacing w:after="0"/>
+              <w:spacing w:line="240" w:lineRule="auto" w:before="0" w:after="0"/>
             </w:pPr>
             <w:r>
               <w:rPr>
@@ -4661,11 +4901,17 @@
         <w:tc>
           <w:tcPr>
             <w:tcW w:type="dxa" w:w="2197"/>
+            <w:tcMar>
+              <w:top w:w="40" w:type="dxa"/>
+              <w:bottom w:w="40" w:type="dxa"/>
+              <w:left w:w="100" w:type="dxa"/>
+              <w:right w:w="100" w:type="dxa"/>
+            </w:tcMar>
           </w:tcPr>
           <w:p>
             <w:pPr>
               <w:keepNext/>
-              <w:spacing w:after="0"/>
+              <w:spacing w:line="240" w:lineRule="auto" w:before="0" w:after="0"/>
             </w:pPr>
             <w:r>
               <w:rPr>
@@ -4681,11 +4927,17 @@
         <w:tc>
           <w:tcPr>
             <w:tcW w:type="dxa" w:w="2197"/>
+            <w:tcMar>
+              <w:top w:w="40" w:type="dxa"/>
+              <w:bottom w:w="40" w:type="dxa"/>
+              <w:left w:w="100" w:type="dxa"/>
+              <w:right w:w="100" w:type="dxa"/>
+            </w:tcMar>
           </w:tcPr>
           <w:p>
             <w:pPr>
               <w:keepNext/>
-              <w:spacing w:after="0"/>
+              <w:spacing w:line="240" w:lineRule="auto" w:before="0" w:after="0"/>
             </w:pPr>
             <w:r>
               <w:rPr>
@@ -4701,11 +4953,17 @@
         <w:tc>
           <w:tcPr>
             <w:tcW w:type="dxa" w:w="2197"/>
+            <w:tcMar>
+              <w:top w:w="40" w:type="dxa"/>
+              <w:bottom w:w="40" w:type="dxa"/>
+              <w:left w:w="100" w:type="dxa"/>
+              <w:right w:w="100" w:type="dxa"/>
+            </w:tcMar>
           </w:tcPr>
           <w:p>
             <w:pPr>
               <w:keepNext/>
-              <w:spacing w:after="0"/>
+              <w:spacing w:line="240" w:lineRule="auto" w:before="0" w:after="0"/>
             </w:pPr>
             <w:r>
               <w:rPr>
@@ -4721,11 +4979,17 @@
         <w:tc>
           <w:tcPr>
             <w:tcW w:type="dxa" w:w="2197"/>
+            <w:tcMar>
+              <w:top w:w="40" w:type="dxa"/>
+              <w:bottom w:w="40" w:type="dxa"/>
+              <w:left w:w="100" w:type="dxa"/>
+              <w:right w:w="100" w:type="dxa"/>
+            </w:tcMar>
           </w:tcPr>
           <w:p>
             <w:pPr>
               <w:keepNext/>
-              <w:spacing w:after="0"/>
+              <w:spacing w:line="240" w:lineRule="auto" w:before="0" w:after="0"/>
             </w:pPr>
             <w:r>
               <w:rPr>
@@ -4746,10 +5010,16 @@
         <w:tc>
           <w:tcPr>
             <w:tcW w:type="dxa" w:w="2197"/>
+            <w:tcMar>
+              <w:top w:w="40" w:type="dxa"/>
+              <w:bottom w:w="40" w:type="dxa"/>
+              <w:left w:w="100" w:type="dxa"/>
+              <w:right w:w="100" w:type="dxa"/>
+            </w:tcMar>
           </w:tcPr>
           <w:p>
             <w:pPr>
-              <w:spacing w:after="0"/>
+              <w:spacing w:line="240" w:lineRule="auto" w:before="0" w:after="0"/>
             </w:pPr>
             <w:r>
               <w:rPr>
@@ -4765,10 +5035,16 @@
         <w:tc>
           <w:tcPr>
             <w:tcW w:type="dxa" w:w="2197"/>
+            <w:tcMar>
+              <w:top w:w="40" w:type="dxa"/>
+              <w:bottom w:w="40" w:type="dxa"/>
+              <w:left w:w="100" w:type="dxa"/>
+              <w:right w:w="100" w:type="dxa"/>
+            </w:tcMar>
           </w:tcPr>
           <w:p>
             <w:pPr>
-              <w:spacing w:after="0"/>
+              <w:spacing w:line="240" w:lineRule="auto" w:before="0" w:after="0"/>
             </w:pPr>
             <w:r>
               <w:rPr>
@@ -4784,10 +5060,16 @@
         <w:tc>
           <w:tcPr>
             <w:tcW w:type="dxa" w:w="2197"/>
+            <w:tcMar>
+              <w:top w:w="40" w:type="dxa"/>
+              <w:bottom w:w="40" w:type="dxa"/>
+              <w:left w:w="100" w:type="dxa"/>
+              <w:right w:w="100" w:type="dxa"/>
+            </w:tcMar>
           </w:tcPr>
           <w:p>
             <w:pPr>
-              <w:spacing w:after="0"/>
+              <w:spacing w:line="240" w:lineRule="auto" w:before="0" w:after="0"/>
             </w:pPr>
             <w:r>
               <w:rPr>
@@ -4803,10 +5085,16 @@
         <w:tc>
           <w:tcPr>
             <w:tcW w:type="dxa" w:w="2197"/>
+            <w:tcMar>
+              <w:top w:w="40" w:type="dxa"/>
+              <w:bottom w:w="40" w:type="dxa"/>
+              <w:left w:w="100" w:type="dxa"/>
+              <w:right w:w="100" w:type="dxa"/>
+            </w:tcMar>
           </w:tcPr>
           <w:p>
             <w:pPr>
-              <w:spacing w:after="0"/>
+              <w:spacing w:line="240" w:lineRule="auto" w:before="0" w:after="0"/>
             </w:pPr>
             <w:r>
               <w:rPr>
@@ -5746,7 +6034,7 @@
       <w:r>
         <w:drawing>
           <wp:inline xmlns:a="http://schemas.openxmlformats.org/drawingml/2006/main" xmlns:pic="http://schemas.openxmlformats.org/drawingml/2006/picture">
-            <wp:extent cx="3340805" cy="4499999"/>
+            <wp:extent cx="5472000" cy="2622306"/>
             <wp:docPr id="1858245155" name="Picture 1858245155"/>
             <wp:cNvGraphicFramePr>
               <a:graphicFrameLocks noChangeAspect="1"/>
@@ -5767,7 +6055,7 @@
                   <pic:spPr>
                     <a:xfrm>
                       <a:off x="0" y="0"/>
-                      <a:ext cx="3340805" cy="4499999"/>
+                      <a:ext cx="5472000" cy="2622306"/>
                     </a:xfrm>
                     <a:prstGeom prst="rect"/>
                   </pic:spPr>

--- a/Optimalisasi-dan-Automasi/Modul-Word/Modul-8-Optimasi-Linear-Linear-Programming.docx
+++ b/Optimalisasi-dan-Automasi/Modul-Word/Modul-8-Optimasi-Linear-Linear-Programming.docx
@@ -3264,7 +3264,7 @@
       <w:r>
         <w:drawing>
           <wp:inline xmlns:a="http://schemas.openxmlformats.org/drawingml/2006/main" xmlns:pic="http://schemas.openxmlformats.org/drawingml/2006/picture">
-            <wp:extent cx="4760526" cy="3600000"/>
+            <wp:extent cx="5472000" cy="4138030"/>
             <wp:docPr id="1858245149" name="Picture 1858245149"/>
             <wp:cNvGraphicFramePr>
               <a:graphicFrameLocks noChangeAspect="1"/>
@@ -3285,7 +3285,7 @@
                   <pic:spPr>
                     <a:xfrm>
                       <a:off x="0" y="0"/>
-                      <a:ext cx="4760526" cy="3600000"/>
+                      <a:ext cx="5472000" cy="4138030"/>
                     </a:xfrm>
                     <a:prstGeom prst="rect"/>
                   </pic:spPr>
@@ -3325,6 +3325,30 @@
           <w:sz w:val="22"/>
         </w:rPr>
         <w:t>Gambar 2 mengilustrasikan metode grafis: garis iso-profit digeser ke kanan-atas hingga menyentuh vertex terakhir sebelum keluar dari daerah feasibel, yaitu titik (20,20).</w:t>
+      </w:r>
+    </w:p>
+    <w:p>
+      <w:pPr>
+        <w:spacing w:line="360" w:lineRule="auto" w:after="120"/>
+        <w:jc w:val="both"/>
+      </w:pPr>
+      <w:r>
+        <w:rPr>
+          <w:rFonts w:ascii="Arial" w:hAnsi="Arial" w:cs="Arial"/>
+          <w:b/>
+          <w:i w:val="0"/>
+          <w:sz w:val="22"/>
+        </w:rPr>
+        <w:t xml:space="preserve">Keterbatasan Metode Grafis: </w:t>
+      </w:r>
+      <w:r>
+        <w:rPr>
+          <w:rFonts w:ascii="Arial" w:hAnsi="Arial" w:cs="Arial"/>
+          <w:b w:val="0"/>
+          <w:i w:val="0"/>
+          <w:sz w:val="22"/>
+        </w:rPr>
+        <w:t>Metode grafis hanya praktis untuk masalah dua variabel keputusan karena keterbatasan visualisasi bidang; begitu jumlah variabel mencapai tiga, daerah feasibel menjadi polihedron tiga dimensi yang masih dapat digambar namun sudah sulit dibaca secara visual, dan untuk empat variabel atau lebih, representasi geometris langsung sudah tidak lagi memungkinkan. Untuk kasus itulah metode Simpleks (bergerak antar vertex secara aljabar tanpa perlu visualisasi) dan solver numerik seperti HiGHS menjadi pendekatan standar industri, sementara metode grafis tetap bernilai pedagogis penting karena memberi intuisi visual tentang MENGAPA solusi optimal LP selalu berada di salah satu vertex daerah feasibel, bukan di titik interior sembarang.</w:t>
       </w:r>
     </w:p>
     <w:p>
@@ -4363,7 +4387,7 @@
       <w:r>
         <w:drawing>
           <wp:inline xmlns:a="http://schemas.openxmlformats.org/drawingml/2006/main" xmlns:pic="http://schemas.openxmlformats.org/drawingml/2006/picture">
-            <wp:extent cx="5059687" cy="3599999"/>
+            <wp:extent cx="5472000" cy="3893363"/>
             <wp:docPr id="1858245151" name="Picture 1858245151"/>
             <wp:cNvGraphicFramePr>
               <a:graphicFrameLocks noChangeAspect="1"/>
@@ -4384,7 +4408,7 @@
                   <pic:spPr>
                     <a:xfrm>
                       <a:off x="0" y="0"/>
-                      <a:ext cx="5059687" cy="3599999"/>
+                      <a:ext cx="5472000" cy="3893363"/>
                     </a:xfrm>
                     <a:prstGeom prst="rect"/>
                   </pic:spPr>

--- a/Optimalisasi-dan-Automasi/Modul-Word/Modul-8-Optimasi-Linear-Linear-Programming.docx
+++ b/Optimalisasi-dan-Automasi/Modul-Word/Modul-8-Optimasi-Linear-Linear-Programming.docx
@@ -9003,9 +9003,11 @@
     <w:sectPr>
       <w:headerReference w:type="default" r:id="rId15"/>
       <w:footerReference w:type="default" r:id="rId16"/>
+      <w:footerReference w:type="first" r:id="rId28"/>
       <w:pgSz w:w="11906" w:h="16838" w:code="9"/>
       <w:pgMar w:top="1701" w:right="1418" w:bottom="1418" w:left="1701" w:header="709" w:footer="709" w:gutter="0"/>
       <w:cols w:space="708"/>
+      <w:titlePg/>
       <w:docGrid w:linePitch="360"/>
     </w:sectPr>
   </w:body>
@@ -9560,6 +9562,16 @@
         </mc:Fallback>
       </mc:AlternateContent>
     </w:r>
+  </w:p>
+</w:ftr>
+</file>
+
+<file path=word/footer2.xml><?xml version="1.0" encoding="utf-8"?>
+<w:ftr xmlns:m="http://schemas.openxmlformats.org/officeDocument/2006/math" xmlns:mc="http://schemas.openxmlformats.org/markup-compatibility/2006" xmlns:mo="http://schemas.microsoft.com/office/mac/office/2008/main" xmlns:mv="urn:schemas-microsoft-com:mac:vml" xmlns:o="urn:schemas-microsoft-com:office:office" xmlns:r="http://schemas.openxmlformats.org/officeDocument/2006/relationships" xmlns:v="urn:schemas-microsoft-com:vml" xmlns:w10="urn:schemas-microsoft-com:office:word" xmlns:w14="http://schemas.microsoft.com/office/word/2010/wordml" xmlns:w="http://schemas.openxmlformats.org/wordprocessingml/2006/main" xmlns:wne="http://schemas.microsoft.com/office/word/2006/wordml" xmlns:wp14="http://schemas.microsoft.com/office/word/2010/wordprocessingDrawing" xmlns:wp="http://schemas.openxmlformats.org/drawingml/2006/wordprocessingDrawing" xmlns:wpc="http://schemas.microsoft.com/office/word/2010/wordprocessingCanvas" xmlns:wpg="http://schemas.microsoft.com/office/word/2010/wordprocessingGroup" xmlns:wpi="http://schemas.microsoft.com/office/word/2010/wordprocessingInk" xmlns:wps="http://schemas.microsoft.com/office/word/2010/wordprocessingShape" mc:Ignorable="w14 wp14">
+  <w:p>
+    <w:pPr>
+      <w:pStyle w:val="Footer"/>
+    </w:pPr>
   </w:p>
 </w:ftr>
 </file>

--- a/Optimalisasi-dan-Automasi/Modul-Word/Modul-8-Optimasi-Linear-Linear-Programming.docx
+++ b/Optimalisasi-dan-Automasi/Modul-Word/Modul-8-Optimasi-Linear-Linear-Programming.docx
@@ -468,7 +468,7 @@
                                 <w:szCs w:val="20"/>
                                 <w:lang w:val="fi-FI"/>
                               </w:rPr>
-                              <w:t xml:space="preserve">Sub-CPMK 3.2 – Mampu mengintegrasikan hasil simulasi untuk mendukung keputusan desain</w:t>
+                              <w:t xml:space="preserve">Sub-CPMK 2.4 – Mampu mengintegrasikan hasil simulasi untuk mendukung keputusan desain</w:t>
                             </w:r>
                             <w:r>
                               <w:rPr>
@@ -523,7 +523,7 @@
                           <w:szCs w:val="20"/>
                           <w:lang w:val="fi-FI"/>
                         </w:rPr>
-                        <w:t xml:space="preserve">Sub-CPMK 3.2 – Mampu mengintegrasikan hasil simulasi untuk mendukung keputusan desain</w:t>
+                        <w:t xml:space="preserve">Sub-CPMK 2.4 – Mampu mengintegrasikan hasil simulasi untuk mendukung keputusan desain</w:t>
                       </w:r>
                       <w:r>
                         <w:rPr>
@@ -2767,16 +2767,16 @@
           <w:i w:val="0"/>
           <w:sz w:val="22"/>
         </w:rPr>
-        <w:t xml:space="preserve">Sub-CPMK 3.2: </w:t>
-      </w:r>
-      <w:r>
-        <w:rPr>
-          <w:rFonts w:ascii="Arial" w:hAnsi="Arial" w:cs="Arial"/>
-          <w:b w:val="0"/>
-          <w:i w:val="0"/>
-          <w:sz w:val="22"/>
-        </w:rPr>
-        <w:t>Mampu mengintegrasikan hasil simulasi untuk mendukung keputusan desain, yaitu menggunakan hasil solve Linear Programming (nilai optimal, shadow price, sensitivity analysis) sebagai dasar pengambilan keputusan alokasi sumber daya dalam desain sistem produksi (CPMK 3).</w:t>
+        <w:t xml:space="preserve">Sub-CPMK 2.4: </w:t>
+      </w:r>
+      <w:r>
+        <w:rPr>
+          <w:rFonts w:ascii="Arial" w:hAnsi="Arial" w:cs="Arial"/>
+          <w:b w:val="0"/>
+          <w:i w:val="0"/>
+          <w:sz w:val="22"/>
+        </w:rPr>
+        <w:t>Mampu mengintegrasikan hasil simulasi untuk mendukung keputusan desain, yaitu menggunakan hasil solve Linear Programming (nilai optimal, shadow price, sensitivity analysis) sebagai dasar pengambilan keputusan alokasi sumber daya dalam desain sistem produksi (CPMK 2).</w:t>
       </w:r>
     </w:p>
     <w:p>

--- a/Optimalisasi-dan-Automasi/Modul-Word/Modul-8-Optimasi-Linear-Linear-Programming.docx
+++ b/Optimalisasi-dan-Automasi/Modul-Word/Modul-8-Optimasi-Linear-Linear-Programming.docx
@@ -468,7 +468,7 @@
                                 <w:szCs w:val="20"/>
                                 <w:lang w:val="fi-FI"/>
                               </w:rPr>
-                              <w:t xml:space="preserve">Sub-CPMK 2.4 – Mampu mengintegrasikan hasil simulasi untuk mendukung keputusan desain</w:t>
+                              <w:t xml:space="preserve">Sub-CPMK 3.2 – Mampu mengintegrasikan hasil simulasi untuk mendukung keputusan desain</w:t>
                             </w:r>
                             <w:r>
                               <w:rPr>
@@ -523,7 +523,7 @@
                           <w:szCs w:val="20"/>
                           <w:lang w:val="fi-FI"/>
                         </w:rPr>
-                        <w:t xml:space="preserve">Sub-CPMK 2.4 – Mampu mengintegrasikan hasil simulasi untuk mendukung keputusan desain</w:t>
+                        <w:t xml:space="preserve">Sub-CPMK 3.2 – Mampu mengintegrasikan hasil simulasi untuk mendukung keputusan desain</w:t>
                       </w:r>
                       <w:r>
                         <w:rPr>
@@ -2767,16 +2767,16 @@
           <w:i w:val="0"/>
           <w:sz w:val="22"/>
         </w:rPr>
-        <w:t xml:space="preserve">Sub-CPMK 2.4: </w:t>
-      </w:r>
-      <w:r>
-        <w:rPr>
-          <w:rFonts w:ascii="Arial" w:hAnsi="Arial" w:cs="Arial"/>
-          <w:b w:val="0"/>
-          <w:i w:val="0"/>
-          <w:sz w:val="22"/>
-        </w:rPr>
-        <w:t>Mampu mengintegrasikan hasil simulasi untuk mendukung keputusan desain, yaitu menggunakan hasil solve Linear Programming (nilai optimal, shadow price, sensitivity analysis) sebagai dasar pengambilan keputusan alokasi sumber daya dalam desain sistem produksi (CPMK 2).</w:t>
+        <w:t xml:space="preserve">Sub-CPMK 3.2: </w:t>
+      </w:r>
+      <w:r>
+        <w:rPr>
+          <w:rFonts w:ascii="Arial" w:hAnsi="Arial" w:cs="Arial"/>
+          <w:b w:val="0"/>
+          <w:i w:val="0"/>
+          <w:sz w:val="22"/>
+        </w:rPr>
+        <w:t>Mampu mengintegrasikan hasil simulasi untuk mendukung keputusan desain, yaitu menggunakan hasil solve Linear Programming (nilai optimal, shadow price, sensitivity analysis) sebagai dasar pengambilan keputusan alokasi sumber daya dalam desain sistem produksi (CPMK 3).</w:t>
       </w:r>
     </w:p>
     <w:p>

--- a/Optimalisasi-dan-Automasi/Modul-Word/Modul-8-Optimasi-Linear-Linear-Programming.docx
+++ b/Optimalisasi-dan-Automasi/Modul-Word/Modul-8-Optimasi-Linear-Linear-Programming.docx
@@ -5789,7 +5789,7 @@
           <w:color w:val="444444"/>
           <w:sz w:val="20"/>
         </w:rPr>
-        <w:t>Gambar 6. Cuplikan kode formulasi dan penyelesaian LP pabrik bracket menggunakan scipy.optimize.linprog.</w:t>
+        <w:t xml:space="preserve">Gambar 6. Potongan kode formulasi dan penyelesaian LP pabrik bracket menggunakan scipy.optimize.linprog.</w:t>
       </w:r>
     </w:p>
     <w:p>
@@ -5804,7 +5804,7 @@
           <w:i w:val="0"/>
           <w:sz w:val="22"/>
         </w:rPr>
-        <w:t>Gambar 6 menunjukkan cuplikan kode inti Cell 1.</w:t>
+        <w:t xml:space="preserve">Gambar 6 menunjukkan potongan kode inti Cell 1.</w:t>
       </w:r>
     </w:p>
     <w:p>

--- a/Optimalisasi-dan-Automasi/Modul-Word/Modul-8-Optimasi-Linear-Linear-Programming.docx
+++ b/Optimalisasi-dan-Automasi/Modul-Word/Modul-8-Optimasi-Linear-Linear-Programming.docx
@@ -1379,7 +1379,7 @@
                                 <w:szCs w:val="20"/>
                                 <w:lang w:val="en-US"/>
                               </w:rPr>
-                              <w:t>myclass.mercubuana.ac.id</w:t>
+                              <w:t xml:space="preserve">myclass.mercubuana.ac·id</w:t>
                             </w:r>
                           </w:p>
                         </w:txbxContent>
@@ -1426,7 +1426,7 @@
                           <w:szCs w:val="20"/>
                           <w:lang w:val="en-US"/>
                         </w:rPr>
-                        <w:t>myclass.mercubuana.ac.id</w:t>
+                        <w:t xml:space="preserve">myclass.mercubuana.ac·id</w:t>
                       </w:r>
                     </w:p>
                   </w:txbxContent>
@@ -2512,7 +2512,7 @@
                                 <w:sz w:val="20"/>
                                 <w:szCs w:val="20"/>
                               </w:rPr>
-                              <w:t>www.mercubuana.ac.id</w:t>
+                              <w:t xml:space="preserve">www.mercubuana.ac·id</w:t>
                             </w:r>
                           </w:p>
                         </w:txbxContent>
@@ -2558,7 +2558,7 @@
                           <w:sz w:val="20"/>
                           <w:szCs w:val="20"/>
                         </w:rPr>
-                        <w:t>www.mercubuana.ac.id</w:t>
+                        <w:t xml:space="preserve">www.mercubuana.ac·id</w:t>
                       </w:r>
                     </w:p>
                   </w:txbxContent>
@@ -2802,6 +2802,15 @@
         </w:rPr>
         <w:t>Setelah pertemuan ini mahasiswa dapat: memformulasikan masalah rekayasa sebagai LP standar; menyelesaikan LP dua variabel secara grafis; memahami prinsip kerja algoritma Simpleks; serta menginterpretasikan shadow price dari sensitivity analysis.</w:t>
       </w:r>
+      <w:r>
+        <w:rPr>
+          <w:rFonts w:ascii="Arial" w:hAnsi="Arial" w:cs="Arial"/>
+          <w:b w:val="0"/>
+          <w:i w:val="0"/>
+          <w:sz w:val="22"/>
+        </w:rPr>
+        <w:t xml:space="preserve"> Hubungan ini dirangkum dalam Persamaan (1).</w:t>
+      </w:r>
     </w:p>
     <w:p>
       <w:pPr>
@@ -2841,6 +2850,16 @@
         </w:rPr>
         <w:t>Z = c1x1 + c2x2 + ... + cnxn      P = {x | Ax ≤ b, x ≥ 0}      x* ∈ vertices(P)</w:t>
       </w:r>
+      <w:r>
+        <w:rPr>
+          <w:rFonts w:ascii="Arial" w:hAnsi="Arial" w:cs="Arial"/>
+          <w:b/>
+          <w:i/>
+          <w:color w:val="305496"/>
+          <w:sz w:val="22"/>
+        </w:rPr>
+        <w:t xml:space="preserve">   (1)</w:t>
+      </w:r>
     </w:p>
     <w:p>
       <w:pPr>
@@ -2912,6 +2931,15 @@
           <w:sz w:val="22"/>
         </w:rPr>
         <w:t>Implementasi praktis LP di Python memakai `scipy.optimize.linprog`, yang secara default meminimumkan fungsi objektif; untuk maksimisasi, koefisien c harus dinegasikan terlebih dahulu.</w:t>
+      </w:r>
+      <w:r>
+        <w:rPr>
+          <w:rFonts w:ascii="Arial" w:hAnsi="Arial" w:cs="Arial"/>
+          <w:b w:val="0"/>
+          <w:i w:val="0"/>
+          <w:sz w:val="22"/>
+        </w:rPr>
+        <w:t xml:space="preserve"> Bentuk ringkasnya dituliskan pada Persamaan (2).</w:t>
       </w:r>
     </w:p>
     <w:p>
@@ -2950,7 +2978,17 @@
           <w:color w:val="305496"/>
           <w:sz w:val="22"/>
         </w:rPr>
-        <w:t>Bentuk Kanonik: max cᵀx s.t. Ax≤b, x≥0      Bentuk Standar (Slack): Ax+Is=b, x,s≥0      Bounds: lb≤x≤ub</w:t>
+        <w:t xml:space="preserve">Bentuk Kanonik: max cᵀx s·t. Ax≤b, x≥0      Bentuk Standar (Slack): Ax+Is=b, x,s≥0      Bounds: lb≤x≤ub</w:t>
+      </w:r>
+      <w:r>
+        <w:rPr>
+          <w:rFonts w:ascii="Arial" w:hAnsi="Arial" w:cs="Arial"/>
+          <w:b/>
+          <w:i/>
+          <w:color w:val="305496"/>
+          <w:sz w:val="22"/>
+        </w:rPr>
+        <w:t xml:space="preserve">   (2)</w:t>
       </w:r>
     </w:p>
     <w:p>
@@ -3016,7 +3054,63 @@
           <w:i w:val="0"/>
           <w:sz w:val="22"/>
         </w:rPr>
-        <w:t>batas atas/bawah tiap variabel diset lewat parameter `bounds` di linprog, terpisah dari kendala `A_ub`/`b_ub`.</w:t>
+        <w:t xml:space="preserve">batas atas/bawah tiap variabel diset lewat parameter `bounds` di linprog, terpisah dari kendala `</w:t>
+      </w:r>
+      <w:r>
+        <w:rPr>
+          <w:rFonts w:ascii="Arial" w:hAnsi="Arial" w:cs="Arial"/>
+          <w:b w:val="0"/>
+          <w:i w:val="0"/>
+          <w:sz w:val="22"/>
+        </w:rPr>
+        <w:t xml:space="preserve">A</w:t>
+      </w:r>
+      <w:r>
+        <w:rPr>
+          <w:rFonts w:ascii="Arial" w:hAnsi="Arial" w:cs="Arial"/>
+          <w:b w:val="0"/>
+          <w:i w:val="0"/>
+          <w:sz w:val="22"/>
+          <w:vertAlign w:val="subscript"/>
+        </w:rPr>
+        <w:t xml:space="preserve">ub</w:t>
+      </w:r>
+      <w:r>
+        <w:rPr>
+          <w:rFonts w:ascii="Arial" w:hAnsi="Arial" w:cs="Arial"/>
+          <w:b w:val="0"/>
+          <w:i w:val="0"/>
+          <w:sz w:val="22"/>
+        </w:rPr>
+        <w:t xml:space="preserve">`/`</w:t>
+      </w:r>
+      <w:r>
+        <w:rPr>
+          <w:rFonts w:ascii="Arial" w:hAnsi="Arial" w:cs="Arial"/>
+          <w:b w:val="0"/>
+          <w:i w:val="0"/>
+          <w:sz w:val="22"/>
+        </w:rPr>
+        <w:t xml:space="preserve">b</w:t>
+      </w:r>
+      <w:r>
+        <w:rPr>
+          <w:rFonts w:ascii="Arial" w:hAnsi="Arial" w:cs="Arial"/>
+          <w:b w:val="0"/>
+          <w:i w:val="0"/>
+          <w:sz w:val="22"/>
+          <w:vertAlign w:val="subscript"/>
+        </w:rPr>
+        <w:t xml:space="preserve">ub</w:t>
+      </w:r>
+      <w:r>
+        <w:rPr>
+          <w:rFonts w:ascii="Arial" w:hAnsi="Arial" w:cs="Arial"/>
+          <w:b w:val="0"/>
+          <w:i w:val="0"/>
+          <w:sz w:val="22"/>
+        </w:rPr>
+        <w:t xml:space="preserve">`.</w:t>
       </w:r>
     </w:p>
     <w:p>
@@ -3073,7 +3167,63 @@
           <w:i w:val="0"/>
           <w:sz w:val="22"/>
         </w:rPr>
-        <w:t>Pabrik komponen mesin memproduksi dua jenis bracket: Bracket A memberi profit Rp40 ribu/unit, membutuhkan 2 jam CNC dan 1 jam welding; Bracket B memberi profit Rp30 ribu/unit, membutuhkan 1 jam CNC dan 3 jam welding. Kapasitas CNC 60 jam/minggu, kapasitas welding 80 jam/minggu. Formulasi: maksimalkan Z=40x_A+30x_B dengan kendala 2x_A+x_B≤60 dan x_A+3x_B≤80, x≥0. Solusi optimal berada di vertex (20,20) dengan Z=Rp1.400 ribu.</w:t>
+        <w:t xml:space="preserve">Pabrik komponen mesin memproduksi dua jenis bracket: Bracket A memberi profit Rp40 ribu/unit, membutuhkan 2 jam CNC dan 1 jam welding; Bracket B memberi profit Rp30 ribu/unit, membutuhkan 1 jam CNC dan 3 jam welding. Kapasitas CNC 60 jam/minggu, kapasitas welding 80 jam/minggu. Formulasi: maksimalkan Z=40x_A+30x_B dengan kendala 2x_A+</w:t>
+      </w:r>
+      <w:r>
+        <w:rPr>
+          <w:rFonts w:ascii="Arial" w:hAnsi="Arial" w:cs="Arial"/>
+          <w:b w:val="0"/>
+          <w:i w:val="0"/>
+          <w:sz w:val="22"/>
+        </w:rPr>
+        <w:t xml:space="preserve">x</w:t>
+      </w:r>
+      <w:r>
+        <w:rPr>
+          <w:rFonts w:ascii="Arial" w:hAnsi="Arial" w:cs="Arial"/>
+          <w:b w:val="0"/>
+          <w:i w:val="0"/>
+          <w:sz w:val="22"/>
+          <w:vertAlign w:val="subscript"/>
+        </w:rPr>
+        <w:t xml:space="preserve">B</w:t>
+      </w:r>
+      <w:r>
+        <w:rPr>
+          <w:rFonts w:ascii="Arial" w:hAnsi="Arial" w:cs="Arial"/>
+          <w:b w:val="0"/>
+          <w:i w:val="0"/>
+          <w:sz w:val="22"/>
+        </w:rPr>
+        <w:t xml:space="preserve">≤60 dan </w:t>
+      </w:r>
+      <w:r>
+        <w:rPr>
+          <w:rFonts w:ascii="Arial" w:hAnsi="Arial" w:cs="Arial"/>
+          <w:b w:val="0"/>
+          <w:i w:val="0"/>
+          <w:sz w:val="22"/>
+        </w:rPr>
+        <w:t xml:space="preserve">x</w:t>
+      </w:r>
+      <w:r>
+        <w:rPr>
+          <w:rFonts w:ascii="Arial" w:hAnsi="Arial" w:cs="Arial"/>
+          <w:b w:val="0"/>
+          <w:i w:val="0"/>
+          <w:sz w:val="22"/>
+          <w:vertAlign w:val="subscript"/>
+        </w:rPr>
+        <w:t xml:space="preserve">A</w:t>
+      </w:r>
+      <w:r>
+        <w:rPr>
+          <w:rFonts w:ascii="Arial" w:hAnsi="Arial" w:cs="Arial"/>
+          <w:b w:val="0"/>
+          <w:i w:val="0"/>
+          <w:sz w:val="22"/>
+        </w:rPr>
+        <w:t xml:space="preserve">+3x_B≤80, x≥0. Solusi optimal berada di vertex (20,20) dengan Z=Rp1.400 ribu.</w:t>
       </w:r>
     </w:p>
     <w:p>
@@ -3097,7 +3247,63 @@
           <w:i w:val="0"/>
           <w:sz w:val="22"/>
         </w:rPr>
-        <w:t>Konversi bentuk umum ke bentuk standar linprog: min ↔ max dengan negasi c; kendala ≥ dikonversi ke ≤ dengan negasi kedua sisi; kendala = tetap dipisah sebagai `A_eq`/`b_eq`; variabel bebas tanda dipecah menjadi dua variabel non-negatif; selalu periksa konsistensi dimensi A, b, dan bounds sebelum menjalankan solver.</w:t>
+        <w:t xml:space="preserve">Konversi bentuk umum ke bentuk standar linprog: min ↔ max dengan negasi c; kendala ≥ dikonversi ke ≤ dengan negasi kedua sisi; kendala = tetap dipisah sebagai `</w:t>
+      </w:r>
+      <w:r>
+        <w:rPr>
+          <w:rFonts w:ascii="Arial" w:hAnsi="Arial" w:cs="Arial"/>
+          <w:b w:val="0"/>
+          <w:i w:val="0"/>
+          <w:sz w:val="22"/>
+        </w:rPr>
+        <w:t xml:space="preserve">A</w:t>
+      </w:r>
+      <w:r>
+        <w:rPr>
+          <w:rFonts w:ascii="Arial" w:hAnsi="Arial" w:cs="Arial"/>
+          <w:b w:val="0"/>
+          <w:i w:val="0"/>
+          <w:sz w:val="22"/>
+          <w:vertAlign w:val="subscript"/>
+        </w:rPr>
+        <w:t xml:space="preserve">eq</w:t>
+      </w:r>
+      <w:r>
+        <w:rPr>
+          <w:rFonts w:ascii="Arial" w:hAnsi="Arial" w:cs="Arial"/>
+          <w:b w:val="0"/>
+          <w:i w:val="0"/>
+          <w:sz w:val="22"/>
+        </w:rPr>
+        <w:t xml:space="preserve">`/`</w:t>
+      </w:r>
+      <w:r>
+        <w:rPr>
+          <w:rFonts w:ascii="Arial" w:hAnsi="Arial" w:cs="Arial"/>
+          <w:b w:val="0"/>
+          <w:i w:val="0"/>
+          <w:sz w:val="22"/>
+        </w:rPr>
+        <w:t xml:space="preserve">b</w:t>
+      </w:r>
+      <w:r>
+        <w:rPr>
+          <w:rFonts w:ascii="Arial" w:hAnsi="Arial" w:cs="Arial"/>
+          <w:b w:val="0"/>
+          <w:i w:val="0"/>
+          <w:sz w:val="22"/>
+          <w:vertAlign w:val="subscript"/>
+        </w:rPr>
+        <w:t xml:space="preserve">eq</w:t>
+      </w:r>
+      <w:r>
+        <w:rPr>
+          <w:rFonts w:ascii="Arial" w:hAnsi="Arial" w:cs="Arial"/>
+          <w:b w:val="0"/>
+          <w:i w:val="0"/>
+          <w:sz w:val="22"/>
+        </w:rPr>
+        <w:t xml:space="preserve">`; variabel bebas tanda dipecah menjadi dua variabel non-negatif; selalu periksa konsistensi dimensi A, b, dan bounds sebelum menjalankan solver.</w:t>
       </w:r>
     </w:p>
     <w:p>
@@ -4163,6 +4369,15 @@
         </w:rPr>
         <w:t>Algoritma Simpleks dikembangkan oleh George Dantzig pada tahun 1947 untuk kebutuhan logistik militer Angkatan Udara AS. Meski Klee-Minty (1972) menunjukkan kompleksitas worst-case eksponensial, dalam praktik Simpleks sangat cepat dan tetap dipakai luas hingga kini.</w:t>
       </w:r>
+      <w:r>
+        <w:rPr>
+          <w:rFonts w:ascii="Arial" w:hAnsi="Arial" w:cs="Arial"/>
+          <w:b w:val="0"/>
+          <w:i w:val="0"/>
+          <w:sz w:val="22"/>
+        </w:rPr>
+        <w:t xml:space="preserve"> Persamaan (3) memadatkan aturan tersebut.</w:t>
+      </w:r>
     </w:p>
     <w:p>
       <w:pPr>
@@ -4177,7 +4392,48 @@
           <w:color w:val="305496"/>
           <w:sz w:val="22"/>
         </w:rPr>
-        <w:t>Initial BFS      Pricing: z̄j = cj - c_BV·B⁻¹·aj      Ratio Test: θ* = min{bi/aij : aij&gt;0}      Pivot (Gauss-Jordan)</w:t>
+        <w:t xml:space="preserve">Initial BFS      Pricing: z̄j = cj - </w:t>
+      </w:r>
+      <w:r>
+        <w:rPr>
+          <w:rFonts w:ascii="Arial" w:hAnsi="Arial" w:cs="Arial"/>
+          <w:b/>
+          <w:i/>
+          <w:color w:val="305496"/>
+          <w:sz w:val="22"/>
+        </w:rPr>
+        <w:t xml:space="preserve">c</w:t>
+      </w:r>
+      <w:r>
+        <w:rPr>
+          <w:rFonts w:ascii="Arial" w:hAnsi="Arial" w:cs="Arial"/>
+          <w:b/>
+          <w:i/>
+          <w:color w:val="305496"/>
+          <w:sz w:val="22"/>
+          <w:vertAlign w:val="subscript"/>
+        </w:rPr>
+        <w:t xml:space="preserve">BV</w:t>
+      </w:r>
+      <w:r>
+        <w:rPr>
+          <w:rFonts w:ascii="Arial" w:hAnsi="Arial" w:cs="Arial"/>
+          <w:b/>
+          <w:i/>
+          <w:color w:val="305496"/>
+          <w:sz w:val="22"/>
+        </w:rPr>
+        <w:t xml:space="preserve">·B⁻¹·aj      Ratio Test: θ* = min{bi/aij : aij&gt;0}      Pivot (Gauss-Jordan)</w:t>
+      </w:r>
+      <w:r>
+        <w:rPr>
+          <w:rFonts w:ascii="Arial" w:hAnsi="Arial" w:cs="Arial"/>
+          <w:b/>
+          <w:i/>
+          <w:color w:val="305496"/>
+          <w:sz w:val="22"/>
+        </w:rPr>
+        <w:t xml:space="preserve">   (3)</w:t>
       </w:r>
     </w:p>
     <w:p>
@@ -4669,7 +4925,26 @@
                 <w:i w:val="0"/>
                 <w:sz w:val="19"/>
               </w:rPr>
-              <w:t>O(n^3 L) polynomial</w:t>
+              <w:t xml:space="preserve">O(n</w:t>
+            </w:r>
+            <w:r>
+              <w:rPr>
+                <w:rFonts w:ascii="Arial" w:hAnsi="Arial" w:cs="Arial"/>
+                <w:b w:val="0"/>
+                <w:i w:val="0"/>
+                <w:sz w:val="19"/>
+                <w:vertAlign w:val="superscript"/>
+              </w:rPr>
+              <w:t xml:space="preserve">3</w:t>
+            </w:r>
+            <w:r>
+              <w:rPr>
+                <w:rFonts w:ascii="Arial" w:hAnsi="Arial" w:cs="Arial"/>
+                <w:b w:val="0"/>
+                <w:i w:val="0"/>
+                <w:sz w:val="19"/>
+              </w:rPr>
+              <w:t xml:space="preserve"> L) polynomial</w:t>
             </w:r>
           </w:p>
         </w:tc>
@@ -5174,7 +5449,119 @@
           <w:i w:val="0"/>
           <w:sz w:val="22"/>
         </w:rPr>
-        <w:t>Untuk masalah pabrik bracket, dual value (shadow price) dari sistem persamaan 2y1+y2=40 dan y1+3y2=30 menghasilkan y_CNC=18 dan y_welding=4; artinya tiap tambahan 1 jam kapasitas CNC menaikkan profit optimal sekitar Rp18 ribu, sedangkan tambahan 1 jam welding hanya menaikkan sekitar Rp4 ribu.</w:t>
+        <w:t xml:space="preserve">Untuk masalah pabrik bracket, dual value (shadow price) dari sistem persamaan 2y1+</w:t>
+      </w:r>
+      <w:r>
+        <w:rPr>
+          <w:rFonts w:ascii="Arial" w:hAnsi="Arial" w:cs="Arial"/>
+          <w:b w:val="0"/>
+          <w:i w:val="0"/>
+          <w:sz w:val="22"/>
+        </w:rPr>
+        <w:t xml:space="preserve">y</w:t>
+      </w:r>
+      <w:r>
+        <w:rPr>
+          <w:rFonts w:ascii="Arial" w:hAnsi="Arial" w:cs="Arial"/>
+          <w:b w:val="0"/>
+          <w:i w:val="0"/>
+          <w:sz w:val="22"/>
+          <w:vertAlign w:val="subscript"/>
+        </w:rPr>
+        <w:t xml:space="preserve">2</w:t>
+      </w:r>
+      <w:r>
+        <w:rPr>
+          <w:rFonts w:ascii="Arial" w:hAnsi="Arial" w:cs="Arial"/>
+          <w:b w:val="0"/>
+          <w:i w:val="0"/>
+          <w:sz w:val="22"/>
+        </w:rPr>
+        <w:t xml:space="preserve">=40 dan </w:t>
+      </w:r>
+      <w:r>
+        <w:rPr>
+          <w:rFonts w:ascii="Arial" w:hAnsi="Arial" w:cs="Arial"/>
+          <w:b w:val="0"/>
+          <w:i w:val="0"/>
+          <w:sz w:val="22"/>
+        </w:rPr>
+        <w:t xml:space="preserve">y</w:t>
+      </w:r>
+      <w:r>
+        <w:rPr>
+          <w:rFonts w:ascii="Arial" w:hAnsi="Arial" w:cs="Arial"/>
+          <w:b w:val="0"/>
+          <w:i w:val="0"/>
+          <w:sz w:val="22"/>
+          <w:vertAlign w:val="subscript"/>
+        </w:rPr>
+        <w:t xml:space="preserve">1</w:t>
+      </w:r>
+      <w:r>
+        <w:rPr>
+          <w:rFonts w:ascii="Arial" w:hAnsi="Arial" w:cs="Arial"/>
+          <w:b w:val="0"/>
+          <w:i w:val="0"/>
+          <w:sz w:val="22"/>
+        </w:rPr>
+        <w:t xml:space="preserve">+3y2=30 menghasilkan </w:t>
+      </w:r>
+      <w:r>
+        <w:rPr>
+          <w:rFonts w:ascii="Arial" w:hAnsi="Arial" w:cs="Arial"/>
+          <w:b w:val="0"/>
+          <w:i w:val="0"/>
+          <w:sz w:val="22"/>
+        </w:rPr>
+        <w:t xml:space="preserve">y</w:t>
+      </w:r>
+      <w:r>
+        <w:rPr>
+          <w:rFonts w:ascii="Arial" w:hAnsi="Arial" w:cs="Arial"/>
+          <w:b w:val="0"/>
+          <w:i w:val="0"/>
+          <w:sz w:val="22"/>
+          <w:vertAlign w:val="subscript"/>
+        </w:rPr>
+        <w:t xml:space="preserve">CNC</w:t>
+      </w:r>
+      <w:r>
+        <w:rPr>
+          <w:rFonts w:ascii="Arial" w:hAnsi="Arial" w:cs="Arial"/>
+          <w:b w:val="0"/>
+          <w:i w:val="0"/>
+          <w:sz w:val="22"/>
+        </w:rPr>
+        <w:t xml:space="preserve">=18 dan </w:t>
+      </w:r>
+      <w:r>
+        <w:rPr>
+          <w:rFonts w:ascii="Arial" w:hAnsi="Arial" w:cs="Arial"/>
+          <w:b w:val="0"/>
+          <w:i w:val="0"/>
+          <w:sz w:val="22"/>
+        </w:rPr>
+        <w:t xml:space="preserve">y</w:t>
+      </w:r>
+      <w:r>
+        <w:rPr>
+          <w:rFonts w:ascii="Arial" w:hAnsi="Arial" w:cs="Arial"/>
+          <w:b w:val="0"/>
+          <w:i w:val="0"/>
+          <w:sz w:val="22"/>
+          <w:vertAlign w:val="subscript"/>
+        </w:rPr>
+        <w:t xml:space="preserve">welding</w:t>
+      </w:r>
+      <w:r>
+        <w:rPr>
+          <w:rFonts w:ascii="Arial" w:hAnsi="Arial" w:cs="Arial"/>
+          <w:b w:val="0"/>
+          <w:i w:val="0"/>
+          <w:sz w:val="22"/>
+        </w:rPr>
+        <w:t xml:space="preserve">=4; artinya tiap tambahan 1 jam kapasitas CNC menaikkan profit optimal sekitar Rp18 ribu, sedangkan tambahan 1 jam welding hanya menaikkan sekitar Rp4 ribu.</w:t>
       </w:r>
     </w:p>
     <w:p>
@@ -5231,7 +5618,38 @@
           <w:color w:val="444444"/>
           <w:sz w:val="20"/>
         </w:rPr>
-        <w:t>Gambar 5. Sensitivity analysis Z*(b_CNC): fungsi piecewise linear terhadap kapasitas CNC, dengan slope sama dengan shadow price.</w:t>
+        <w:t xml:space="preserve">Gambar 5. Sensitivity analysis Z·(</w:t>
+      </w:r>
+      <w:r>
+        <w:rPr>
+          <w:rFonts w:ascii="Arial" w:hAnsi="Arial" w:cs="Arial"/>
+          <w:b w:val="0"/>
+          <w:i/>
+          <w:color w:val="444444"/>
+          <w:sz w:val="20"/>
+        </w:rPr>
+        <w:t xml:space="preserve">b</w:t>
+      </w:r>
+      <w:r>
+        <w:rPr>
+          <w:rFonts w:ascii="Arial" w:hAnsi="Arial" w:cs="Arial"/>
+          <w:b w:val="0"/>
+          <w:i/>
+          <w:color w:val="444444"/>
+          <w:sz w:val="20"/>
+          <w:vertAlign w:val="subscript"/>
+        </w:rPr>
+        <w:t xml:space="preserve">CNC</w:t>
+      </w:r>
+      <w:r>
+        <w:rPr>
+          <w:rFonts w:ascii="Arial" w:hAnsi="Arial" w:cs="Arial"/>
+          <w:b w:val="0"/>
+          <w:i/>
+          <w:color w:val="444444"/>
+          <w:sz w:val="20"/>
+        </w:rPr>
+        <w:t xml:space="preserve">): fungsi piecewise linear terhadap kapasitas CNC, dengan slope sama dengan shadow price.</w:t>
       </w:r>
     </w:p>
     <w:p>
@@ -5246,7 +5664,35 @@
           <w:i w:val="0"/>
           <w:sz w:val="22"/>
         </w:rPr>
-        <w:t>Gambar 5 menunjukkan bagaimana Z optimal berubah secara piecewise linear terhadap kapasitas CNC; kemiringan garis pada rentang di sekitar b_CNC=60 sama dengan shadow price CNC.</w:t>
+        <w:t xml:space="preserve">Gambar 5 menunjukkan bagaimana Z optimal berubah secara piecewise linear terhadap kapasitas CNC; kemiringan garis pada rentang di sekitar </w:t>
+      </w:r>
+      <w:r>
+        <w:rPr>
+          <w:rFonts w:ascii="Arial" w:hAnsi="Arial" w:cs="Arial"/>
+          <w:b w:val="0"/>
+          <w:i w:val="0"/>
+          <w:sz w:val="22"/>
+        </w:rPr>
+        <w:t xml:space="preserve">b</w:t>
+      </w:r>
+      <w:r>
+        <w:rPr>
+          <w:rFonts w:ascii="Arial" w:hAnsi="Arial" w:cs="Arial"/>
+          <w:b w:val="0"/>
+          <w:i w:val="0"/>
+          <w:sz w:val="22"/>
+          <w:vertAlign w:val="subscript"/>
+        </w:rPr>
+        <w:t xml:space="preserve">CNC</w:t>
+      </w:r>
+      <w:r>
+        <w:rPr>
+          <w:rFonts w:ascii="Arial" w:hAnsi="Arial" w:cs="Arial"/>
+          <w:b w:val="0"/>
+          <w:i w:val="0"/>
+          <w:sz w:val="22"/>
+        </w:rPr>
+        <w:t xml:space="preserve">=60 sama dengan shadow price CNC.</w:t>
       </w:r>
     </w:p>
     <w:p>
@@ -5837,7 +6283,91 @@
           <w:i w:val="0"/>
           <w:sz w:val="22"/>
         </w:rPr>
-        <w:t>formulasi LP pabrik bracket: max 40x_A+30x_B s.t. kendala CNC dan welding; solve dengan `linprog(method='highs')`; cetak x_A, x_B, Z_max, dan utilisasi tiap sumber daya.</w:t>
+        <w:t xml:space="preserve">formulasi LP pabrik bracket: max 40x_A+30x_B s·t. kendala CNC dan welding; solve dengan `linprog(method='highs')`; cetak </w:t>
+      </w:r>
+      <w:r>
+        <w:rPr>
+          <w:rFonts w:ascii="Arial" w:hAnsi="Arial" w:cs="Arial"/>
+          <w:b w:val="0"/>
+          <w:i w:val="0"/>
+          <w:sz w:val="22"/>
+        </w:rPr>
+        <w:t xml:space="preserve">x</w:t>
+      </w:r>
+      <w:r>
+        <w:rPr>
+          <w:rFonts w:ascii="Arial" w:hAnsi="Arial" w:cs="Arial"/>
+          <w:b w:val="0"/>
+          <w:i w:val="0"/>
+          <w:sz w:val="22"/>
+          <w:vertAlign w:val="subscript"/>
+        </w:rPr>
+        <w:t xml:space="preserve">A</w:t>
+      </w:r>
+      <w:r>
+        <w:rPr>
+          <w:rFonts w:ascii="Arial" w:hAnsi="Arial" w:cs="Arial"/>
+          <w:b w:val="0"/>
+          <w:i w:val="0"/>
+          <w:sz w:val="22"/>
+        </w:rPr>
+        <w:t xml:space="preserve">, </w:t>
+      </w:r>
+      <w:r>
+        <w:rPr>
+          <w:rFonts w:ascii="Arial" w:hAnsi="Arial" w:cs="Arial"/>
+          <w:b w:val="0"/>
+          <w:i w:val="0"/>
+          <w:sz w:val="22"/>
+        </w:rPr>
+        <w:t xml:space="preserve">x</w:t>
+      </w:r>
+      <w:r>
+        <w:rPr>
+          <w:rFonts w:ascii="Arial" w:hAnsi="Arial" w:cs="Arial"/>
+          <w:b w:val="0"/>
+          <w:i w:val="0"/>
+          <w:sz w:val="22"/>
+          <w:vertAlign w:val="subscript"/>
+        </w:rPr>
+        <w:t xml:space="preserve">B</w:t>
+      </w:r>
+      <w:r>
+        <w:rPr>
+          <w:rFonts w:ascii="Arial" w:hAnsi="Arial" w:cs="Arial"/>
+          <w:b w:val="0"/>
+          <w:i w:val="0"/>
+          <w:sz w:val="22"/>
+        </w:rPr>
+        <w:t xml:space="preserve">, </w:t>
+      </w:r>
+      <w:r>
+        <w:rPr>
+          <w:rFonts w:ascii="Arial" w:hAnsi="Arial" w:cs="Arial"/>
+          <w:b w:val="0"/>
+          <w:i w:val="0"/>
+          <w:sz w:val="22"/>
+        </w:rPr>
+        <w:t xml:space="preserve">Z</w:t>
+      </w:r>
+      <w:r>
+        <w:rPr>
+          <w:rFonts w:ascii="Arial" w:hAnsi="Arial" w:cs="Arial"/>
+          <w:b w:val="0"/>
+          <w:i w:val="0"/>
+          <w:sz w:val="22"/>
+          <w:vertAlign w:val="subscript"/>
+        </w:rPr>
+        <w:t xml:space="preserve">max</w:t>
+      </w:r>
+      <w:r>
+        <w:rPr>
+          <w:rFonts w:ascii="Arial" w:hAnsi="Arial" w:cs="Arial"/>
+          <w:b w:val="0"/>
+          <w:i w:val="0"/>
+          <w:sz w:val="22"/>
+        </w:rPr>
+        <w:t xml:space="preserve">, dan utilisasi tiap sumber daya.</w:t>
       </w:r>
     </w:p>
     <w:p>
@@ -5903,7 +6433,63 @@
           <w:i w:val="0"/>
           <w:sz w:val="22"/>
         </w:rPr>
-        <w:t>LP skala industri 4 produk x 6 kendala (CNC, welding, painting, material, batas minimum P2, batas maksimum P4) plus sensitivity analysis: shadow price dari `-result.ineqlin.marginals` dan slack dari `result.ineqlin.residual`.</w:t>
+        <w:t xml:space="preserve">LP skala industri 4 produk x 6 kendala (CNC, welding, painting, material, batas minimum </w:t>
+      </w:r>
+      <w:r>
+        <w:rPr>
+          <w:rFonts w:ascii="Arial" w:hAnsi="Arial" w:cs="Arial"/>
+          <w:b w:val="0"/>
+          <w:i w:val="0"/>
+          <w:sz w:val="22"/>
+        </w:rPr>
+        <w:t xml:space="preserve">P</w:t>
+      </w:r>
+      <w:r>
+        <w:rPr>
+          <w:rFonts w:ascii="Arial" w:hAnsi="Arial" w:cs="Arial"/>
+          <w:b w:val="0"/>
+          <w:i w:val="0"/>
+          <w:sz w:val="22"/>
+          <w:vertAlign w:val="subscript"/>
+        </w:rPr>
+        <w:t xml:space="preserve">2</w:t>
+      </w:r>
+      <w:r>
+        <w:rPr>
+          <w:rFonts w:ascii="Arial" w:hAnsi="Arial" w:cs="Arial"/>
+          <w:b w:val="0"/>
+          <w:i w:val="0"/>
+          <w:sz w:val="22"/>
+        </w:rPr>
+        <w:t xml:space="preserve">, batas maksimum </w:t>
+      </w:r>
+      <w:r>
+        <w:rPr>
+          <w:rFonts w:ascii="Arial" w:hAnsi="Arial" w:cs="Arial"/>
+          <w:b w:val="0"/>
+          <w:i w:val="0"/>
+          <w:sz w:val="22"/>
+        </w:rPr>
+        <w:t xml:space="preserve">P</w:t>
+      </w:r>
+      <w:r>
+        <w:rPr>
+          <w:rFonts w:ascii="Arial" w:hAnsi="Arial" w:cs="Arial"/>
+          <w:b w:val="0"/>
+          <w:i w:val="0"/>
+          <w:sz w:val="22"/>
+          <w:vertAlign w:val="subscript"/>
+        </w:rPr>
+        <w:t xml:space="preserve">4</w:t>
+      </w:r>
+      <w:r>
+        <w:rPr>
+          <w:rFonts w:ascii="Arial" w:hAnsi="Arial" w:cs="Arial"/>
+          <w:b w:val="0"/>
+          <w:i w:val="0"/>
+          <w:sz w:val="22"/>
+        </w:rPr>
+        <w:t xml:space="preserve">) plus sensitivity analysis: shadow price dari `-result.ineqlin.marginals` dan slack dari `result.ineqlin.residual`.</w:t>
       </w:r>
     </w:p>
     <w:p>
@@ -6806,7 +7392,69 @@
           <w:color w:val="333333"/>
           <w:sz w:val="21"/>
         </w:rPr>
-        <w:t>Membalikkan tanda b_ub dan A_ub saja</w:t>
+        <w:t xml:space="preserve">Membalikkan tanda </w:t>
+      </w:r>
+      <w:r>
+        <w:rPr>
+          <w:rFonts w:ascii="Arial" w:hAnsi="Arial" w:cs="Arial"/>
+          <w:b w:val="0"/>
+          <w:i w:val="0"/>
+          <w:color w:val="333333"/>
+          <w:sz w:val="21"/>
+        </w:rPr>
+        <w:t xml:space="preserve">b</w:t>
+      </w:r>
+      <w:r>
+        <w:rPr>
+          <w:rFonts w:ascii="Arial" w:hAnsi="Arial" w:cs="Arial"/>
+          <w:b w:val="0"/>
+          <w:i w:val="0"/>
+          <w:color w:val="333333"/>
+          <w:sz w:val="21"/>
+          <w:vertAlign w:val="subscript"/>
+        </w:rPr>
+        <w:t xml:space="preserve">ub</w:t>
+      </w:r>
+      <w:r>
+        <w:rPr>
+          <w:rFonts w:ascii="Arial" w:hAnsi="Arial" w:cs="Arial"/>
+          <w:b w:val="0"/>
+          <w:i w:val="0"/>
+          <w:color w:val="333333"/>
+          <w:sz w:val="21"/>
+        </w:rPr>
+        <w:t xml:space="preserve"> dan </w:t>
+      </w:r>
+      <w:r>
+        <w:rPr>
+          <w:rFonts w:ascii="Arial" w:hAnsi="Arial" w:cs="Arial"/>
+          <w:b w:val="0"/>
+          <w:i w:val="0"/>
+          <w:color w:val="333333"/>
+          <w:sz w:val="21"/>
+        </w:rPr>
+        <w:t xml:space="preserve">A</w:t>
+      </w:r>
+      <w:r>
+        <w:rPr>
+          <w:rFonts w:ascii="Arial" w:hAnsi="Arial" w:cs="Arial"/>
+          <w:b w:val="0"/>
+          <w:i w:val="0"/>
+          <w:color w:val="333333"/>
+          <w:sz w:val="21"/>
+          <w:vertAlign w:val="subscript"/>
+        </w:rPr>
+        <w:t xml:space="preserve">ub</w:t>
+      </w:r>
+      <w:r>
+        <w:rPr>
+          <w:rFonts w:ascii="Arial" w:hAnsi="Arial" w:cs="Arial"/>
+          <w:b w:val="0"/>
+          <w:i w:val="0"/>
+          <w:color w:val="333333"/>
+          <w:sz w:val="21"/>
+        </w:rPr>
+        <w:t xml:space="preserve"> saja</w:t>
       </w:r>
     </w:p>
     <w:p>
@@ -7502,7 +8150,63 @@
           <w:i w:val="0"/>
           <w:sz w:val="22"/>
         </w:rPr>
-        <w:t>Untuk LP min Z = 3x1 + 5x2 s.t. x1 + x2 ≥ 4, x ≥ 0, agar bisa diolah linprog, kendala ≥ harus dikonversi menjadi...</w:t>
+        <w:t xml:space="preserve">Untuk LP min Z = 3x1 + 5x2 s·t. </w:t>
+      </w:r>
+      <w:r>
+        <w:rPr>
+          <w:rFonts w:ascii="Arial" w:hAnsi="Arial" w:cs="Arial"/>
+          <w:b w:val="0"/>
+          <w:i w:val="0"/>
+          <w:sz w:val="22"/>
+        </w:rPr>
+        <w:t xml:space="preserve">x</w:t>
+      </w:r>
+      <w:r>
+        <w:rPr>
+          <w:rFonts w:ascii="Arial" w:hAnsi="Arial" w:cs="Arial"/>
+          <w:b w:val="0"/>
+          <w:i w:val="0"/>
+          <w:sz w:val="22"/>
+          <w:vertAlign w:val="subscript"/>
+        </w:rPr>
+        <w:t xml:space="preserve">1</w:t>
+      </w:r>
+      <w:r>
+        <w:rPr>
+          <w:rFonts w:ascii="Arial" w:hAnsi="Arial" w:cs="Arial"/>
+          <w:b w:val="0"/>
+          <w:i w:val="0"/>
+          <w:sz w:val="22"/>
+        </w:rPr>
+        <w:t xml:space="preserve"> + </w:t>
+      </w:r>
+      <w:r>
+        <w:rPr>
+          <w:rFonts w:ascii="Arial" w:hAnsi="Arial" w:cs="Arial"/>
+          <w:b w:val="0"/>
+          <w:i w:val="0"/>
+          <w:sz w:val="22"/>
+        </w:rPr>
+        <w:t xml:space="preserve">x</w:t>
+      </w:r>
+      <w:r>
+        <w:rPr>
+          <w:rFonts w:ascii="Arial" w:hAnsi="Arial" w:cs="Arial"/>
+          <w:b w:val="0"/>
+          <w:i w:val="0"/>
+          <w:sz w:val="22"/>
+          <w:vertAlign w:val="subscript"/>
+        </w:rPr>
+        <w:t xml:space="preserve">2</w:t>
+      </w:r>
+      <w:r>
+        <w:rPr>
+          <w:rFonts w:ascii="Arial" w:hAnsi="Arial" w:cs="Arial"/>
+          <w:b w:val="0"/>
+          <w:i w:val="0"/>
+          <w:sz w:val="22"/>
+        </w:rPr>
+        <w:t xml:space="preserve"> ≥ 4, x ≥ 0, agar bisa diolah linprog, kendala ≥ harus dikonversi menjadi...</w:t>
       </w:r>
     </w:p>
     <w:p>
@@ -7538,7 +8242,69 @@
           <w:color w:val="333333"/>
           <w:sz w:val="21"/>
         </w:rPr>
-        <w:t>x1 + x2 = 4 (langsung dijadikan equality)</w:t>
+        <w:t xml:space="preserve"/>
+      </w:r>
+      <w:r>
+        <w:rPr>
+          <w:rFonts w:ascii="Arial" w:hAnsi="Arial" w:cs="Arial"/>
+          <w:b w:val="0"/>
+          <w:i w:val="0"/>
+          <w:color w:val="333333"/>
+          <w:sz w:val="21"/>
+        </w:rPr>
+        <w:t xml:space="preserve">x</w:t>
+      </w:r>
+      <w:r>
+        <w:rPr>
+          <w:rFonts w:ascii="Arial" w:hAnsi="Arial" w:cs="Arial"/>
+          <w:b w:val="0"/>
+          <w:i w:val="0"/>
+          <w:color w:val="333333"/>
+          <w:sz w:val="21"/>
+          <w:vertAlign w:val="subscript"/>
+        </w:rPr>
+        <w:t xml:space="preserve">1</w:t>
+      </w:r>
+      <w:r>
+        <w:rPr>
+          <w:rFonts w:ascii="Arial" w:hAnsi="Arial" w:cs="Arial"/>
+          <w:b w:val="0"/>
+          <w:i w:val="0"/>
+          <w:color w:val="333333"/>
+          <w:sz w:val="21"/>
+        </w:rPr>
+        <w:t xml:space="preserve"> + </w:t>
+      </w:r>
+      <w:r>
+        <w:rPr>
+          <w:rFonts w:ascii="Arial" w:hAnsi="Arial" w:cs="Arial"/>
+          <w:b w:val="0"/>
+          <w:i w:val="0"/>
+          <w:color w:val="333333"/>
+          <w:sz w:val="21"/>
+        </w:rPr>
+        <w:t xml:space="preserve">x</w:t>
+      </w:r>
+      <w:r>
+        <w:rPr>
+          <w:rFonts w:ascii="Arial" w:hAnsi="Arial" w:cs="Arial"/>
+          <w:b w:val="0"/>
+          <w:i w:val="0"/>
+          <w:color w:val="333333"/>
+          <w:sz w:val="21"/>
+          <w:vertAlign w:val="subscript"/>
+        </w:rPr>
+        <w:t xml:space="preserve">2</w:t>
+      </w:r>
+      <w:r>
+        <w:rPr>
+          <w:rFonts w:ascii="Arial" w:hAnsi="Arial" w:cs="Arial"/>
+          <w:b w:val="0"/>
+          <w:i w:val="0"/>
+          <w:color w:val="333333"/>
+          <w:sz w:val="21"/>
+        </w:rPr>
+        <w:t xml:space="preserve"> = 4 (langsung dijadikan equality)</w:t>
       </w:r>
     </w:p>
     <w:p>
@@ -7574,7 +8340,69 @@
           <w:color w:val="333333"/>
           <w:sz w:val="21"/>
         </w:rPr>
-        <w:t>-x1 - x2 ≤ -4 (negasikan kedua sisi membalik tanda inequality)</w:t>
+        <w:t xml:space="preserve">-</w:t>
+      </w:r>
+      <w:r>
+        <w:rPr>
+          <w:rFonts w:ascii="Arial" w:hAnsi="Arial" w:cs="Arial"/>
+          <w:b w:val="0"/>
+          <w:i w:val="0"/>
+          <w:color w:val="333333"/>
+          <w:sz w:val="21"/>
+        </w:rPr>
+        <w:t xml:space="preserve">x</w:t>
+      </w:r>
+      <w:r>
+        <w:rPr>
+          <w:rFonts w:ascii="Arial" w:hAnsi="Arial" w:cs="Arial"/>
+          <w:b w:val="0"/>
+          <w:i w:val="0"/>
+          <w:color w:val="333333"/>
+          <w:sz w:val="21"/>
+          <w:vertAlign w:val="subscript"/>
+        </w:rPr>
+        <w:t xml:space="preserve">1</w:t>
+      </w:r>
+      <w:r>
+        <w:rPr>
+          <w:rFonts w:ascii="Arial" w:hAnsi="Arial" w:cs="Arial"/>
+          <w:b w:val="0"/>
+          <w:i w:val="0"/>
+          <w:color w:val="333333"/>
+          <w:sz w:val="21"/>
+        </w:rPr>
+        <w:t xml:space="preserve"> - </w:t>
+      </w:r>
+      <w:r>
+        <w:rPr>
+          <w:rFonts w:ascii="Arial" w:hAnsi="Arial" w:cs="Arial"/>
+          <w:b w:val="0"/>
+          <w:i w:val="0"/>
+          <w:color w:val="333333"/>
+          <w:sz w:val="21"/>
+        </w:rPr>
+        <w:t xml:space="preserve">x</w:t>
+      </w:r>
+      <w:r>
+        <w:rPr>
+          <w:rFonts w:ascii="Arial" w:hAnsi="Arial" w:cs="Arial"/>
+          <w:b w:val="0"/>
+          <w:i w:val="0"/>
+          <w:color w:val="333333"/>
+          <w:sz w:val="21"/>
+          <w:vertAlign w:val="subscript"/>
+        </w:rPr>
+        <w:t xml:space="preserve">2</w:t>
+      </w:r>
+      <w:r>
+        <w:rPr>
+          <w:rFonts w:ascii="Arial" w:hAnsi="Arial" w:cs="Arial"/>
+          <w:b w:val="0"/>
+          <w:i w:val="0"/>
+          <w:color w:val="333333"/>
+          <w:sz w:val="21"/>
+        </w:rPr>
+        <w:t xml:space="preserve"> ≤ -4 (negasikan kedua sisi membalik tanda inequality)</w:t>
       </w:r>
     </w:p>
     <w:p>
@@ -7877,7 +8705,63 @@
           <w:i w:val="0"/>
           <w:sz w:val="17"/>
         </w:rPr>
-        <w:t># Bentuk umum: minimize c.x  s.t. A_ub.x &lt;= b_ub, bounds</w:t>
+        <w:t xml:space="preserve"># Bentuk umum: minimize c·x  s·t. </w:t>
+      </w:r>
+      <w:r>
+        <w:rPr>
+          <w:rFonts w:ascii="Consolas" w:hAnsi="Consolas" w:cs="Consolas"/>
+          <w:b w:val="0"/>
+          <w:i w:val="0"/>
+          <w:sz w:val="17"/>
+        </w:rPr>
+        <w:t xml:space="preserve">A</w:t>
+      </w:r>
+      <w:r>
+        <w:rPr>
+          <w:rFonts w:ascii="Consolas" w:hAnsi="Consolas" w:cs="Consolas"/>
+          <w:b w:val="0"/>
+          <w:i w:val="0"/>
+          <w:sz w:val="17"/>
+          <w:vertAlign w:val="subscript"/>
+        </w:rPr>
+        <w:t xml:space="preserve">ub</w:t>
+      </w:r>
+      <w:r>
+        <w:rPr>
+          <w:rFonts w:ascii="Consolas" w:hAnsi="Consolas" w:cs="Consolas"/>
+          <w:b w:val="0"/>
+          <w:i w:val="0"/>
+          <w:sz w:val="17"/>
+        </w:rPr>
+        <w:t xml:space="preserve">·x ≤ </w:t>
+      </w:r>
+      <w:r>
+        <w:rPr>
+          <w:rFonts w:ascii="Consolas" w:hAnsi="Consolas" w:cs="Consolas"/>
+          <w:b w:val="0"/>
+          <w:i w:val="0"/>
+          <w:sz w:val="17"/>
+        </w:rPr>
+        <w:t xml:space="preserve">b</w:t>
+      </w:r>
+      <w:r>
+        <w:rPr>
+          <w:rFonts w:ascii="Consolas" w:hAnsi="Consolas" w:cs="Consolas"/>
+          <w:b w:val="0"/>
+          <w:i w:val="0"/>
+          <w:sz w:val="17"/>
+          <w:vertAlign w:val="subscript"/>
+        </w:rPr>
+        <w:t xml:space="preserve">ub</w:t>
+      </w:r>
+      <w:r>
+        <w:rPr>
+          <w:rFonts w:ascii="Consolas" w:hAnsi="Consolas" w:cs="Consolas"/>
+          <w:b w:val="0"/>
+          <w:i w:val="0"/>
+          <w:sz w:val="17"/>
+        </w:rPr>
+        <w:t xml:space="preserve">, bounds</w:t>
       </w:r>
     </w:p>
     <w:p>
@@ -7917,7 +8801,7 @@
           <w:i w:val="0"/>
           <w:sz w:val="22"/>
         </w:rPr>
-        <w:t>Selesaikan LP 1D sederhana: max Z = 5x s.t. 2x ≤ 10, x ≥ 0. Print nilai Z optimal.</w:t>
+        <w:t xml:space="preserve">Selesaikan LP 1D sederhana: max Z = 5x s·t. 2x ≤ 10, x ≥ 0. Print nilai Z optimal.</w:t>
       </w:r>
     </w:p>
     <w:p>
@@ -7977,7 +8861,63 @@
           <w:i w:val="0"/>
           <w:sz w:val="22"/>
         </w:rPr>
-        <w:t>Pabrik bracket 2-produk: max Z = 40x_A + 30x_B s.t. 2x_A + x_B ≤ 60 (CNC), x_A + 3x_B ≤ 80 (welding), x ≥ 0. Selesaikan dengan linprog dan print Z optimal (Rp ribu).</w:t>
+        <w:t xml:space="preserve">Pabrik bracket 2-produk: max Z = 40x_A + 30x_B s·t. 2x_A + </w:t>
+      </w:r>
+      <w:r>
+        <w:rPr>
+          <w:rFonts w:ascii="Arial" w:hAnsi="Arial" w:cs="Arial"/>
+          <w:b w:val="0"/>
+          <w:i w:val="0"/>
+          <w:sz w:val="22"/>
+        </w:rPr>
+        <w:t xml:space="preserve">x</w:t>
+      </w:r>
+      <w:r>
+        <w:rPr>
+          <w:rFonts w:ascii="Arial" w:hAnsi="Arial" w:cs="Arial"/>
+          <w:b w:val="0"/>
+          <w:i w:val="0"/>
+          <w:sz w:val="22"/>
+          <w:vertAlign w:val="subscript"/>
+        </w:rPr>
+        <w:t xml:space="preserve">B</w:t>
+      </w:r>
+      <w:r>
+        <w:rPr>
+          <w:rFonts w:ascii="Arial" w:hAnsi="Arial" w:cs="Arial"/>
+          <w:b w:val="0"/>
+          <w:i w:val="0"/>
+          <w:sz w:val="22"/>
+        </w:rPr>
+        <w:t xml:space="preserve"> ≤ 60 (CNC), </w:t>
+      </w:r>
+      <w:r>
+        <w:rPr>
+          <w:rFonts w:ascii="Arial" w:hAnsi="Arial" w:cs="Arial"/>
+          <w:b w:val="0"/>
+          <w:i w:val="0"/>
+          <w:sz w:val="22"/>
+        </w:rPr>
+        <w:t xml:space="preserve">x</w:t>
+      </w:r>
+      <w:r>
+        <w:rPr>
+          <w:rFonts w:ascii="Arial" w:hAnsi="Arial" w:cs="Arial"/>
+          <w:b w:val="0"/>
+          <w:i w:val="0"/>
+          <w:sz w:val="22"/>
+          <w:vertAlign w:val="subscript"/>
+        </w:rPr>
+        <w:t xml:space="preserve">A</w:t>
+      </w:r>
+      <w:r>
+        <w:rPr>
+          <w:rFonts w:ascii="Arial" w:hAnsi="Arial" w:cs="Arial"/>
+          <w:b w:val="0"/>
+          <w:i w:val="0"/>
+          <w:sz w:val="22"/>
+        </w:rPr>
+        <w:t xml:space="preserve"> + 3x_B ≤ 80 (welding), x ≥ 0. Selesaikan dengan linprog dan print Z optimal (Rp ribu).</w:t>
       </w:r>
     </w:p>
     <w:p>
@@ -8013,7 +8953,69 @@
           <w:color w:val="333333"/>
           <w:sz w:val="21"/>
         </w:rPr>
-        <w:t>Susun c (negasi karena maksimisasi), A_ub dari koefisien kendala, dan b_ub dari batas kapasitas; ambil Z dari -res.fun.</w:t>
+        <w:t xml:space="preserve">Susun c (negasi karena maksimisasi), </w:t>
+      </w:r>
+      <w:r>
+        <w:rPr>
+          <w:rFonts w:ascii="Arial" w:hAnsi="Arial" w:cs="Arial"/>
+          <w:b w:val="0"/>
+          <w:i w:val="0"/>
+          <w:color w:val="333333"/>
+          <w:sz w:val="21"/>
+        </w:rPr>
+        <w:t xml:space="preserve">A</w:t>
+      </w:r>
+      <w:r>
+        <w:rPr>
+          <w:rFonts w:ascii="Arial" w:hAnsi="Arial" w:cs="Arial"/>
+          <w:b w:val="0"/>
+          <w:i w:val="0"/>
+          <w:color w:val="333333"/>
+          <w:sz w:val="21"/>
+          <w:vertAlign w:val="subscript"/>
+        </w:rPr>
+        <w:t xml:space="preserve">ub</w:t>
+      </w:r>
+      <w:r>
+        <w:rPr>
+          <w:rFonts w:ascii="Arial" w:hAnsi="Arial" w:cs="Arial"/>
+          <w:b w:val="0"/>
+          <w:i w:val="0"/>
+          <w:color w:val="333333"/>
+          <w:sz w:val="21"/>
+        </w:rPr>
+        <w:t xml:space="preserve"> dari koefisien kendala, dan </w:t>
+      </w:r>
+      <w:r>
+        <w:rPr>
+          <w:rFonts w:ascii="Arial" w:hAnsi="Arial" w:cs="Arial"/>
+          <w:b w:val="0"/>
+          <w:i w:val="0"/>
+          <w:color w:val="333333"/>
+          <w:sz w:val="21"/>
+        </w:rPr>
+        <w:t xml:space="preserve">b</w:t>
+      </w:r>
+      <w:r>
+        <w:rPr>
+          <w:rFonts w:ascii="Arial" w:hAnsi="Arial" w:cs="Arial"/>
+          <w:b w:val="0"/>
+          <w:i w:val="0"/>
+          <w:color w:val="333333"/>
+          <w:sz w:val="21"/>
+          <w:vertAlign w:val="subscript"/>
+        </w:rPr>
+        <w:t xml:space="preserve">ub</w:t>
+      </w:r>
+      <w:r>
+        <w:rPr>
+          <w:rFonts w:ascii="Arial" w:hAnsi="Arial" w:cs="Arial"/>
+          <w:b w:val="0"/>
+          <w:i w:val="0"/>
+          <w:color w:val="333333"/>
+          <w:sz w:val="21"/>
+        </w:rPr>
+        <w:t xml:space="preserve"> dari batas kapasitas; ambil Z dari -res.fun.</w:t>
       </w:r>
     </w:p>
     <w:p>
@@ -8037,7 +9039,35 @@
           <w:i w:val="0"/>
           <w:sz w:val="22"/>
         </w:rPr>
-        <w:t>Untuk LP yang sama dengan soal sebelumnya, print x_A optimal (jumlah unit Bracket A).</w:t>
+        <w:t xml:space="preserve">Untuk LP yang sama dengan soal sebelumnya, print </w:t>
+      </w:r>
+      <w:r>
+        <w:rPr>
+          <w:rFonts w:ascii="Arial" w:hAnsi="Arial" w:cs="Arial"/>
+          <w:b w:val="0"/>
+          <w:i w:val="0"/>
+          <w:sz w:val="22"/>
+        </w:rPr>
+        <w:t xml:space="preserve">x</w:t>
+      </w:r>
+      <w:r>
+        <w:rPr>
+          <w:rFonts w:ascii="Arial" w:hAnsi="Arial" w:cs="Arial"/>
+          <w:b w:val="0"/>
+          <w:i w:val="0"/>
+          <w:sz w:val="22"/>
+          <w:vertAlign w:val="subscript"/>
+        </w:rPr>
+        <w:t xml:space="preserve">A</w:t>
+      </w:r>
+      <w:r>
+        <w:rPr>
+          <w:rFonts w:ascii="Arial" w:hAnsi="Arial" w:cs="Arial"/>
+          <w:b w:val="0"/>
+          <w:i w:val="0"/>
+          <w:sz w:val="22"/>
+        </w:rPr>
+        <w:t xml:space="preserve"> optimal (jumlah unit Bracket A).</w:t>
       </w:r>
     </w:p>
     <w:p>
@@ -8073,7 +9103,38 @@
           <w:color w:val="333333"/>
           <w:sz w:val="21"/>
         </w:rPr>
-        <w:t>Vertex optimal terjadi di perpotongan kedua kendala binding (CNC dan welding); nilai x_A diambil dari elemen pertama res.x.</w:t>
+        <w:t xml:space="preserve">Vertex optimal terjadi di perpotongan kedua kendala binding (CNC dan welding); nilai </w:t>
+      </w:r>
+      <w:r>
+        <w:rPr>
+          <w:rFonts w:ascii="Arial" w:hAnsi="Arial" w:cs="Arial"/>
+          <w:b w:val="0"/>
+          <w:i w:val="0"/>
+          <w:color w:val="333333"/>
+          <w:sz w:val="21"/>
+        </w:rPr>
+        <w:t xml:space="preserve">x</w:t>
+      </w:r>
+      <w:r>
+        <w:rPr>
+          <w:rFonts w:ascii="Arial" w:hAnsi="Arial" w:cs="Arial"/>
+          <w:b w:val="0"/>
+          <w:i w:val="0"/>
+          <w:color w:val="333333"/>
+          <w:sz w:val="21"/>
+          <w:vertAlign w:val="subscript"/>
+        </w:rPr>
+        <w:t xml:space="preserve">A</w:t>
+      </w:r>
+      <w:r>
+        <w:rPr>
+          <w:rFonts w:ascii="Arial" w:hAnsi="Arial" w:cs="Arial"/>
+          <w:b w:val="0"/>
+          <w:i w:val="0"/>
+          <w:color w:val="333333"/>
+          <w:sz w:val="21"/>
+        </w:rPr>
+        <w:t xml:space="preserve"> diambil dari elemen pertama res.x.</w:t>
       </w:r>
     </w:p>
     <w:p>
@@ -8097,7 +9158,63 @@
           <w:i w:val="0"/>
           <w:sz w:val="22"/>
         </w:rPr>
-        <w:t>LP minimisasi diet: min Z = 2x1 + 3x2 (biaya per unit) s.t. x1 + 2x2 ≥ 10 (protein), 3x1 + x2 ≥ 15 (kalori), x ≥ 0. Print Z minimum.</w:t>
+        <w:t xml:space="preserve">LP minimisasi diet: min Z = 2x1 + 3x2 (biaya per unit) s·t. </w:t>
+      </w:r>
+      <w:r>
+        <w:rPr>
+          <w:rFonts w:ascii="Arial" w:hAnsi="Arial" w:cs="Arial"/>
+          <w:b w:val="0"/>
+          <w:i w:val="0"/>
+          <w:sz w:val="22"/>
+        </w:rPr>
+        <w:t xml:space="preserve">x</w:t>
+      </w:r>
+      <w:r>
+        <w:rPr>
+          <w:rFonts w:ascii="Arial" w:hAnsi="Arial" w:cs="Arial"/>
+          <w:b w:val="0"/>
+          <w:i w:val="0"/>
+          <w:sz w:val="22"/>
+          <w:vertAlign w:val="subscript"/>
+        </w:rPr>
+        <w:t xml:space="preserve">1</w:t>
+      </w:r>
+      <w:r>
+        <w:rPr>
+          <w:rFonts w:ascii="Arial" w:hAnsi="Arial" w:cs="Arial"/>
+          <w:b w:val="0"/>
+          <w:i w:val="0"/>
+          <w:sz w:val="22"/>
+        </w:rPr>
+        <w:t xml:space="preserve"> + 2x2 ≥ 10 (protein), 3x1 + </w:t>
+      </w:r>
+      <w:r>
+        <w:rPr>
+          <w:rFonts w:ascii="Arial" w:hAnsi="Arial" w:cs="Arial"/>
+          <w:b w:val="0"/>
+          <w:i w:val="0"/>
+          <w:sz w:val="22"/>
+        </w:rPr>
+        <w:t xml:space="preserve">x</w:t>
+      </w:r>
+      <w:r>
+        <w:rPr>
+          <w:rFonts w:ascii="Arial" w:hAnsi="Arial" w:cs="Arial"/>
+          <w:b w:val="0"/>
+          <w:i w:val="0"/>
+          <w:sz w:val="22"/>
+          <w:vertAlign w:val="subscript"/>
+        </w:rPr>
+        <w:t xml:space="preserve">2</w:t>
+      </w:r>
+      <w:r>
+        <w:rPr>
+          <w:rFonts w:ascii="Arial" w:hAnsi="Arial" w:cs="Arial"/>
+          <w:b w:val="0"/>
+          <w:i w:val="0"/>
+          <w:sz w:val="22"/>
+        </w:rPr>
+        <w:t xml:space="preserve"> ≥ 15 (kalori), x ≥ 0. Print Z minimum.</w:t>
       </w:r>
     </w:p>
     <w:p>
@@ -8157,7 +9274,91 @@
           <w:i w:val="0"/>
           <w:sz w:val="22"/>
         </w:rPr>
-        <w:t>LP 3 variabel: max Z = 10x1 + 6x2 + 4x3 s.t. x1+x2+x3≤100, 10x1+4x2+5x3≤600, 2x1+2x2+6x3≤300, x ≥ 0. Print Z optimal.</w:t>
+        <w:t xml:space="preserve">LP 3 variabel: max Z = 10x1 + 6x2 + 4x3 s·t. </w:t>
+      </w:r>
+      <w:r>
+        <w:rPr>
+          <w:rFonts w:ascii="Arial" w:hAnsi="Arial" w:cs="Arial"/>
+          <w:b w:val="0"/>
+          <w:i w:val="0"/>
+          <w:sz w:val="22"/>
+        </w:rPr>
+        <w:t xml:space="preserve">x</w:t>
+      </w:r>
+      <w:r>
+        <w:rPr>
+          <w:rFonts w:ascii="Arial" w:hAnsi="Arial" w:cs="Arial"/>
+          <w:b w:val="0"/>
+          <w:i w:val="0"/>
+          <w:sz w:val="22"/>
+          <w:vertAlign w:val="subscript"/>
+        </w:rPr>
+        <w:t xml:space="preserve">1</w:t>
+      </w:r>
+      <w:r>
+        <w:rPr>
+          <w:rFonts w:ascii="Arial" w:hAnsi="Arial" w:cs="Arial"/>
+          <w:b w:val="0"/>
+          <w:i w:val="0"/>
+          <w:sz w:val="22"/>
+        </w:rPr>
+        <w:t xml:space="preserve">+</w:t>
+      </w:r>
+      <w:r>
+        <w:rPr>
+          <w:rFonts w:ascii="Arial" w:hAnsi="Arial" w:cs="Arial"/>
+          <w:b w:val="0"/>
+          <w:i w:val="0"/>
+          <w:sz w:val="22"/>
+        </w:rPr>
+        <w:t xml:space="preserve">x</w:t>
+      </w:r>
+      <w:r>
+        <w:rPr>
+          <w:rFonts w:ascii="Arial" w:hAnsi="Arial" w:cs="Arial"/>
+          <w:b w:val="0"/>
+          <w:i w:val="0"/>
+          <w:sz w:val="22"/>
+          <w:vertAlign w:val="subscript"/>
+        </w:rPr>
+        <w:t xml:space="preserve">2</w:t>
+      </w:r>
+      <w:r>
+        <w:rPr>
+          <w:rFonts w:ascii="Arial" w:hAnsi="Arial" w:cs="Arial"/>
+          <w:b w:val="0"/>
+          <w:i w:val="0"/>
+          <w:sz w:val="22"/>
+        </w:rPr>
+        <w:t xml:space="preserve">+</w:t>
+      </w:r>
+      <w:r>
+        <w:rPr>
+          <w:rFonts w:ascii="Arial" w:hAnsi="Arial" w:cs="Arial"/>
+          <w:b w:val="0"/>
+          <w:i w:val="0"/>
+          <w:sz w:val="22"/>
+        </w:rPr>
+        <w:t xml:space="preserve">x</w:t>
+      </w:r>
+      <w:r>
+        <w:rPr>
+          <w:rFonts w:ascii="Arial" w:hAnsi="Arial" w:cs="Arial"/>
+          <w:b w:val="0"/>
+          <w:i w:val="0"/>
+          <w:sz w:val="22"/>
+          <w:vertAlign w:val="subscript"/>
+        </w:rPr>
+        <w:t xml:space="preserve">3</w:t>
+      </w:r>
+      <w:r>
+        <w:rPr>
+          <w:rFonts w:ascii="Arial" w:hAnsi="Arial" w:cs="Arial"/>
+          <w:b w:val="0"/>
+          <w:i w:val="0"/>
+          <w:sz w:val="22"/>
+        </w:rPr>
+        <w:t xml:space="preserve">≤100, 10x1+4x2+5x3≤600, 2x1+2x2+6x3≤300, x ≥ 0. Print Z optimal.</w:t>
       </w:r>
     </w:p>
     <w:p>
@@ -8193,7 +9394,69 @@
           <w:color w:val="333333"/>
           <w:sz w:val="21"/>
         </w:rPr>
-        <w:t>Susun c (negasi untuk maksimisasi) dan tiga baris A_ub/b_ub dari kendala; serahkan ke linprog dan ambil Z dari -res.fun.</w:t>
+        <w:t xml:space="preserve">Susun c (negasi untuk maksimisasi) dan tiga baris </w:t>
+      </w:r>
+      <w:r>
+        <w:rPr>
+          <w:rFonts w:ascii="Arial" w:hAnsi="Arial" w:cs="Arial"/>
+          <w:b w:val="0"/>
+          <w:i w:val="0"/>
+          <w:color w:val="333333"/>
+          <w:sz w:val="21"/>
+        </w:rPr>
+        <w:t xml:space="preserve">A</w:t>
+      </w:r>
+      <w:r>
+        <w:rPr>
+          <w:rFonts w:ascii="Arial" w:hAnsi="Arial" w:cs="Arial"/>
+          <w:b w:val="0"/>
+          <w:i w:val="0"/>
+          <w:color w:val="333333"/>
+          <w:sz w:val="21"/>
+          <w:vertAlign w:val="subscript"/>
+        </w:rPr>
+        <w:t xml:space="preserve">ub</w:t>
+      </w:r>
+      <w:r>
+        <w:rPr>
+          <w:rFonts w:ascii="Arial" w:hAnsi="Arial" w:cs="Arial"/>
+          <w:b w:val="0"/>
+          <w:i w:val="0"/>
+          <w:color w:val="333333"/>
+          <w:sz w:val="21"/>
+        </w:rPr>
+        <w:t xml:space="preserve">/</w:t>
+      </w:r>
+      <w:r>
+        <w:rPr>
+          <w:rFonts w:ascii="Arial" w:hAnsi="Arial" w:cs="Arial"/>
+          <w:b w:val="0"/>
+          <w:i w:val="0"/>
+          <w:color w:val="333333"/>
+          <w:sz w:val="21"/>
+        </w:rPr>
+        <w:t xml:space="preserve">b</w:t>
+      </w:r>
+      <w:r>
+        <w:rPr>
+          <w:rFonts w:ascii="Arial" w:hAnsi="Arial" w:cs="Arial"/>
+          <w:b w:val="0"/>
+          <w:i w:val="0"/>
+          <w:color w:val="333333"/>
+          <w:sz w:val="21"/>
+          <w:vertAlign w:val="subscript"/>
+        </w:rPr>
+        <w:t xml:space="preserve">ub</w:t>
+      </w:r>
+      <w:r>
+        <w:rPr>
+          <w:rFonts w:ascii="Arial" w:hAnsi="Arial" w:cs="Arial"/>
+          <w:b w:val="0"/>
+          <w:i w:val="0"/>
+          <w:color w:val="333333"/>
+          <w:sz w:val="21"/>
+        </w:rPr>
+        <w:t xml:space="preserve"> dari kendala; serahkan ke linprog dan ambil Z dari -res.fun.</w:t>
       </w:r>
     </w:p>
     <w:p>
@@ -8217,7 +9480,63 @@
           <w:i w:val="0"/>
           <w:sz w:val="22"/>
         </w:rPr>
-        <w:t>Slack di vertex optimal pabrik bracket 2-produk: hitung slack kendala CNC s_CNC = 60 - (2x_A + x_B) di solusi optimal (selesaikan LP tersebut lebih dulu). Print nilainya.</w:t>
+        <w:t xml:space="preserve">Slack di vertex optimal pabrik bracket 2-produk: hitung slack kendala CNC </w:t>
+      </w:r>
+      <w:r>
+        <w:rPr>
+          <w:rFonts w:ascii="Arial" w:hAnsi="Arial" w:cs="Arial"/>
+          <w:b w:val="0"/>
+          <w:i w:val="0"/>
+          <w:sz w:val="22"/>
+        </w:rPr>
+        <w:t xml:space="preserve">s</w:t>
+      </w:r>
+      <w:r>
+        <w:rPr>
+          <w:rFonts w:ascii="Arial" w:hAnsi="Arial" w:cs="Arial"/>
+          <w:b w:val="0"/>
+          <w:i w:val="0"/>
+          <w:sz w:val="22"/>
+          <w:vertAlign w:val="subscript"/>
+        </w:rPr>
+        <w:t xml:space="preserve">CNC</w:t>
+      </w:r>
+      <w:r>
+        <w:rPr>
+          <w:rFonts w:ascii="Arial" w:hAnsi="Arial" w:cs="Arial"/>
+          <w:b w:val="0"/>
+          <w:i w:val="0"/>
+          <w:sz w:val="22"/>
+        </w:rPr>
+        <w:t xml:space="preserve"> = 60 - (2x_A + </w:t>
+      </w:r>
+      <w:r>
+        <w:rPr>
+          <w:rFonts w:ascii="Arial" w:hAnsi="Arial" w:cs="Arial"/>
+          <w:b w:val="0"/>
+          <w:i w:val="0"/>
+          <w:sz w:val="22"/>
+        </w:rPr>
+        <w:t xml:space="preserve">x</w:t>
+      </w:r>
+      <w:r>
+        <w:rPr>
+          <w:rFonts w:ascii="Arial" w:hAnsi="Arial" w:cs="Arial"/>
+          <w:b w:val="0"/>
+          <w:i w:val="0"/>
+          <w:sz w:val="22"/>
+          <w:vertAlign w:val="subscript"/>
+        </w:rPr>
+        <w:t xml:space="preserve">B</w:t>
+      </w:r>
+      <w:r>
+        <w:rPr>
+          <w:rFonts w:ascii="Arial" w:hAnsi="Arial" w:cs="Arial"/>
+          <w:b w:val="0"/>
+          <w:i w:val="0"/>
+          <w:sz w:val="22"/>
+        </w:rPr>
+        <w:t xml:space="preserve">) di solusi optimal (selesaikan LP tersebut lebih dulu). Print nilainya.</w:t>
       </w:r>
     </w:p>
     <w:p>
@@ -8337,7 +9656,203 @@
           <w:i w:val="0"/>
           <w:sz w:val="22"/>
         </w:rPr>
-        <w:t>LP dengan kendala equality: min Z = x1 + 2x2 s.t. x1 + x2 = 10, x1 ≥ 0, x2 ≥ 0. Pakai parameter A_eq, b_eq di linprog. Print Z minimum.</w:t>
+        <w:t xml:space="preserve">LP dengan kendala equality: min Z = </w:t>
+      </w:r>
+      <w:r>
+        <w:rPr>
+          <w:rFonts w:ascii="Arial" w:hAnsi="Arial" w:cs="Arial"/>
+          <w:b w:val="0"/>
+          <w:i w:val="0"/>
+          <w:sz w:val="22"/>
+        </w:rPr>
+        <w:t xml:space="preserve">x</w:t>
+      </w:r>
+      <w:r>
+        <w:rPr>
+          <w:rFonts w:ascii="Arial" w:hAnsi="Arial" w:cs="Arial"/>
+          <w:b w:val="0"/>
+          <w:i w:val="0"/>
+          <w:sz w:val="22"/>
+          <w:vertAlign w:val="subscript"/>
+        </w:rPr>
+        <w:t xml:space="preserve">1</w:t>
+      </w:r>
+      <w:r>
+        <w:rPr>
+          <w:rFonts w:ascii="Arial" w:hAnsi="Arial" w:cs="Arial"/>
+          <w:b w:val="0"/>
+          <w:i w:val="0"/>
+          <w:sz w:val="22"/>
+        </w:rPr>
+        <w:t xml:space="preserve"> + 2x2 s·t. </w:t>
+      </w:r>
+      <w:r>
+        <w:rPr>
+          <w:rFonts w:ascii="Arial" w:hAnsi="Arial" w:cs="Arial"/>
+          <w:b w:val="0"/>
+          <w:i w:val="0"/>
+          <w:sz w:val="22"/>
+        </w:rPr>
+        <w:t xml:space="preserve">x</w:t>
+      </w:r>
+      <w:r>
+        <w:rPr>
+          <w:rFonts w:ascii="Arial" w:hAnsi="Arial" w:cs="Arial"/>
+          <w:b w:val="0"/>
+          <w:i w:val="0"/>
+          <w:sz w:val="22"/>
+          <w:vertAlign w:val="subscript"/>
+        </w:rPr>
+        <w:t xml:space="preserve">1</w:t>
+      </w:r>
+      <w:r>
+        <w:rPr>
+          <w:rFonts w:ascii="Arial" w:hAnsi="Arial" w:cs="Arial"/>
+          <w:b w:val="0"/>
+          <w:i w:val="0"/>
+          <w:sz w:val="22"/>
+        </w:rPr>
+        <w:t xml:space="preserve"> + </w:t>
+      </w:r>
+      <w:r>
+        <w:rPr>
+          <w:rFonts w:ascii="Arial" w:hAnsi="Arial" w:cs="Arial"/>
+          <w:b w:val="0"/>
+          <w:i w:val="0"/>
+          <w:sz w:val="22"/>
+        </w:rPr>
+        <w:t xml:space="preserve">x</w:t>
+      </w:r>
+      <w:r>
+        <w:rPr>
+          <w:rFonts w:ascii="Arial" w:hAnsi="Arial" w:cs="Arial"/>
+          <w:b w:val="0"/>
+          <w:i w:val="0"/>
+          <w:sz w:val="22"/>
+          <w:vertAlign w:val="subscript"/>
+        </w:rPr>
+        <w:t xml:space="preserve">2</w:t>
+      </w:r>
+      <w:r>
+        <w:rPr>
+          <w:rFonts w:ascii="Arial" w:hAnsi="Arial" w:cs="Arial"/>
+          <w:b w:val="0"/>
+          <w:i w:val="0"/>
+          <w:sz w:val="22"/>
+        </w:rPr>
+        <w:t xml:space="preserve"> = 10, </w:t>
+      </w:r>
+      <w:r>
+        <w:rPr>
+          <w:rFonts w:ascii="Arial" w:hAnsi="Arial" w:cs="Arial"/>
+          <w:b w:val="0"/>
+          <w:i w:val="0"/>
+          <w:sz w:val="22"/>
+        </w:rPr>
+        <w:t xml:space="preserve">x</w:t>
+      </w:r>
+      <w:r>
+        <w:rPr>
+          <w:rFonts w:ascii="Arial" w:hAnsi="Arial" w:cs="Arial"/>
+          <w:b w:val="0"/>
+          <w:i w:val="0"/>
+          <w:sz w:val="22"/>
+          <w:vertAlign w:val="subscript"/>
+        </w:rPr>
+        <w:t xml:space="preserve">1</w:t>
+      </w:r>
+      <w:r>
+        <w:rPr>
+          <w:rFonts w:ascii="Arial" w:hAnsi="Arial" w:cs="Arial"/>
+          <w:b w:val="0"/>
+          <w:i w:val="0"/>
+          <w:sz w:val="22"/>
+        </w:rPr>
+        <w:t xml:space="preserve"> ≥ 0, </w:t>
+      </w:r>
+      <w:r>
+        <w:rPr>
+          <w:rFonts w:ascii="Arial" w:hAnsi="Arial" w:cs="Arial"/>
+          <w:b w:val="0"/>
+          <w:i w:val="0"/>
+          <w:sz w:val="22"/>
+        </w:rPr>
+        <w:t xml:space="preserve">x</w:t>
+      </w:r>
+      <w:r>
+        <w:rPr>
+          <w:rFonts w:ascii="Arial" w:hAnsi="Arial" w:cs="Arial"/>
+          <w:b w:val="0"/>
+          <w:i w:val="0"/>
+          <w:sz w:val="22"/>
+          <w:vertAlign w:val="subscript"/>
+        </w:rPr>
+        <w:t xml:space="preserve">2</w:t>
+      </w:r>
+      <w:r>
+        <w:rPr>
+          <w:rFonts w:ascii="Arial" w:hAnsi="Arial" w:cs="Arial"/>
+          <w:b w:val="0"/>
+          <w:i w:val="0"/>
+          <w:sz w:val="22"/>
+        </w:rPr>
+        <w:t xml:space="preserve"> ≥ 0. Pakai parameter </w:t>
+      </w:r>
+      <w:r>
+        <w:rPr>
+          <w:rFonts w:ascii="Arial" w:hAnsi="Arial" w:cs="Arial"/>
+          <w:b w:val="0"/>
+          <w:i w:val="0"/>
+          <w:sz w:val="22"/>
+        </w:rPr>
+        <w:t xml:space="preserve">A</w:t>
+      </w:r>
+      <w:r>
+        <w:rPr>
+          <w:rFonts w:ascii="Arial" w:hAnsi="Arial" w:cs="Arial"/>
+          <w:b w:val="0"/>
+          <w:i w:val="0"/>
+          <w:sz w:val="22"/>
+          <w:vertAlign w:val="subscript"/>
+        </w:rPr>
+        <w:t xml:space="preserve">eq</w:t>
+      </w:r>
+      <w:r>
+        <w:rPr>
+          <w:rFonts w:ascii="Arial" w:hAnsi="Arial" w:cs="Arial"/>
+          <w:b w:val="0"/>
+          <w:i w:val="0"/>
+          <w:sz w:val="22"/>
+        </w:rPr>
+        <w:t xml:space="preserve">, </w:t>
+      </w:r>
+      <w:r>
+        <w:rPr>
+          <w:rFonts w:ascii="Arial" w:hAnsi="Arial" w:cs="Arial"/>
+          <w:b w:val="0"/>
+          <w:i w:val="0"/>
+          <w:sz w:val="22"/>
+        </w:rPr>
+        <w:t xml:space="preserve">b</w:t>
+      </w:r>
+      <w:r>
+        <w:rPr>
+          <w:rFonts w:ascii="Arial" w:hAnsi="Arial" w:cs="Arial"/>
+          <w:b w:val="0"/>
+          <w:i w:val="0"/>
+          <w:sz w:val="22"/>
+          <w:vertAlign w:val="subscript"/>
+        </w:rPr>
+        <w:t xml:space="preserve">eq</w:t>
+      </w:r>
+      <w:r>
+        <w:rPr>
+          <w:rFonts w:ascii="Arial" w:hAnsi="Arial" w:cs="Arial"/>
+          <w:b w:val="0"/>
+          <w:i w:val="0"/>
+          <w:sz w:val="22"/>
+        </w:rPr>
+        <w:t xml:space="preserve"> di linprog. Print Z minimum.</w:t>
       </w:r>
     </w:p>
     <w:p>
@@ -8373,7 +9888,69 @@
           <w:color w:val="333333"/>
           <w:sz w:val="21"/>
         </w:rPr>
-        <w:t>Gunakan parameter A_eq dan b_eq untuk kendala equality; karena minimisasi, solver memilih variabel berkoefisien kecil. Ambil Z dari res.fun.</w:t>
+        <w:t xml:space="preserve">Gunakan parameter </w:t>
+      </w:r>
+      <w:r>
+        <w:rPr>
+          <w:rFonts w:ascii="Arial" w:hAnsi="Arial" w:cs="Arial"/>
+          <w:b w:val="0"/>
+          <w:i w:val="0"/>
+          <w:color w:val="333333"/>
+          <w:sz w:val="21"/>
+        </w:rPr>
+        <w:t xml:space="preserve">A</w:t>
+      </w:r>
+      <w:r>
+        <w:rPr>
+          <w:rFonts w:ascii="Arial" w:hAnsi="Arial" w:cs="Arial"/>
+          <w:b w:val="0"/>
+          <w:i w:val="0"/>
+          <w:color w:val="333333"/>
+          <w:sz w:val="21"/>
+          <w:vertAlign w:val="subscript"/>
+        </w:rPr>
+        <w:t xml:space="preserve">eq</w:t>
+      </w:r>
+      <w:r>
+        <w:rPr>
+          <w:rFonts w:ascii="Arial" w:hAnsi="Arial" w:cs="Arial"/>
+          <w:b w:val="0"/>
+          <w:i w:val="0"/>
+          <w:color w:val="333333"/>
+          <w:sz w:val="21"/>
+        </w:rPr>
+        <w:t xml:space="preserve"> dan </w:t>
+      </w:r>
+      <w:r>
+        <w:rPr>
+          <w:rFonts w:ascii="Arial" w:hAnsi="Arial" w:cs="Arial"/>
+          <w:b w:val="0"/>
+          <w:i w:val="0"/>
+          <w:color w:val="333333"/>
+          <w:sz w:val="21"/>
+        </w:rPr>
+        <w:t xml:space="preserve">b</w:t>
+      </w:r>
+      <w:r>
+        <w:rPr>
+          <w:rFonts w:ascii="Arial" w:hAnsi="Arial" w:cs="Arial"/>
+          <w:b w:val="0"/>
+          <w:i w:val="0"/>
+          <w:color w:val="333333"/>
+          <w:sz w:val="21"/>
+          <w:vertAlign w:val="subscript"/>
+        </w:rPr>
+        <w:t xml:space="preserve">eq</w:t>
+      </w:r>
+      <w:r>
+        <w:rPr>
+          <w:rFonts w:ascii="Arial" w:hAnsi="Arial" w:cs="Arial"/>
+          <w:b w:val="0"/>
+          <w:i w:val="0"/>
+          <w:color w:val="333333"/>
+          <w:sz w:val="21"/>
+        </w:rPr>
+        <w:t xml:space="preserve"> untuk kendala equality; karena minimisasi, solver memilih variabel berkoefisien kecil. Ambil Z dari res.fun.</w:t>
       </w:r>
     </w:p>
     <w:p>
@@ -8397,7 +9974,91 @@
           <w:i w:val="0"/>
           <w:sz w:val="22"/>
         </w:rPr>
-        <w:t>Vertex enumeration manual: untuk LP max Z = 3x1 + 2x2 s.t. x1+x2≤4, x1≤3, x ≥ 0. Vertex feasibel: (0,0), (3,0), (3,1), (0,4). Hitung Z maksimal dengan iterasi loop di Python.</w:t>
+        <w:t xml:space="preserve">Vertex enumeration manual: untuk LP max Z = 3x1 + 2x2 s·t. </w:t>
+      </w:r>
+      <w:r>
+        <w:rPr>
+          <w:rFonts w:ascii="Arial" w:hAnsi="Arial" w:cs="Arial"/>
+          <w:b w:val="0"/>
+          <w:i w:val="0"/>
+          <w:sz w:val="22"/>
+        </w:rPr>
+        <w:t xml:space="preserve">x</w:t>
+      </w:r>
+      <w:r>
+        <w:rPr>
+          <w:rFonts w:ascii="Arial" w:hAnsi="Arial" w:cs="Arial"/>
+          <w:b w:val="0"/>
+          <w:i w:val="0"/>
+          <w:sz w:val="22"/>
+          <w:vertAlign w:val="subscript"/>
+        </w:rPr>
+        <w:t xml:space="preserve">1</w:t>
+      </w:r>
+      <w:r>
+        <w:rPr>
+          <w:rFonts w:ascii="Arial" w:hAnsi="Arial" w:cs="Arial"/>
+          <w:b w:val="0"/>
+          <w:i w:val="0"/>
+          <w:sz w:val="22"/>
+        </w:rPr>
+        <w:t xml:space="preserve">+</w:t>
+      </w:r>
+      <w:r>
+        <w:rPr>
+          <w:rFonts w:ascii="Arial" w:hAnsi="Arial" w:cs="Arial"/>
+          <w:b w:val="0"/>
+          <w:i w:val="0"/>
+          <w:sz w:val="22"/>
+        </w:rPr>
+        <w:t xml:space="preserve">x</w:t>
+      </w:r>
+      <w:r>
+        <w:rPr>
+          <w:rFonts w:ascii="Arial" w:hAnsi="Arial" w:cs="Arial"/>
+          <w:b w:val="0"/>
+          <w:i w:val="0"/>
+          <w:sz w:val="22"/>
+          <w:vertAlign w:val="subscript"/>
+        </w:rPr>
+        <w:t xml:space="preserve">2</w:t>
+      </w:r>
+      <w:r>
+        <w:rPr>
+          <w:rFonts w:ascii="Arial" w:hAnsi="Arial" w:cs="Arial"/>
+          <w:b w:val="0"/>
+          <w:i w:val="0"/>
+          <w:sz w:val="22"/>
+        </w:rPr>
+        <w:t xml:space="preserve">≤4, </w:t>
+      </w:r>
+      <w:r>
+        <w:rPr>
+          <w:rFonts w:ascii="Arial" w:hAnsi="Arial" w:cs="Arial"/>
+          <w:b w:val="0"/>
+          <w:i w:val="0"/>
+          <w:sz w:val="22"/>
+        </w:rPr>
+        <w:t xml:space="preserve">x</w:t>
+      </w:r>
+      <w:r>
+        <w:rPr>
+          <w:rFonts w:ascii="Arial" w:hAnsi="Arial" w:cs="Arial"/>
+          <w:b w:val="0"/>
+          <w:i w:val="0"/>
+          <w:sz w:val="22"/>
+          <w:vertAlign w:val="subscript"/>
+        </w:rPr>
+        <w:t xml:space="preserve">1</w:t>
+      </w:r>
+      <w:r>
+        <w:rPr>
+          <w:rFonts w:ascii="Arial" w:hAnsi="Arial" w:cs="Arial"/>
+          <w:b w:val="0"/>
+          <w:i w:val="0"/>
+          <w:sz w:val="22"/>
+        </w:rPr>
+        <w:t xml:space="preserve">≤3, x ≥ 0. Vertex feasibel: (0,0), (3,0), (3,1), (0,4). Hitung Z maksimal dengan iterasi loop di Python.</w:t>
       </w:r>
     </w:p>
     <w:p>
@@ -8457,7 +10118,63 @@
           <w:i w:val="0"/>
           <w:sz w:val="22"/>
         </w:rPr>
-        <w:t>Pabrik dengan bounds variabel: max Z = 5x1 + 4x2 s.t. x1+x2≤50, 0≤x1≤20, 0≤x2≤35. Pakai parameter bounds di linprog. Print Z optimal.</w:t>
+        <w:t xml:space="preserve">Pabrik dengan bounds variabel: max Z = 5x1 + 4x2 s·t. </w:t>
+      </w:r>
+      <w:r>
+        <w:rPr>
+          <w:rFonts w:ascii="Arial" w:hAnsi="Arial" w:cs="Arial"/>
+          <w:b w:val="0"/>
+          <w:i w:val="0"/>
+          <w:sz w:val="22"/>
+        </w:rPr>
+        <w:t xml:space="preserve">x</w:t>
+      </w:r>
+      <w:r>
+        <w:rPr>
+          <w:rFonts w:ascii="Arial" w:hAnsi="Arial" w:cs="Arial"/>
+          <w:b w:val="0"/>
+          <w:i w:val="0"/>
+          <w:sz w:val="22"/>
+          <w:vertAlign w:val="subscript"/>
+        </w:rPr>
+        <w:t xml:space="preserve">1</w:t>
+      </w:r>
+      <w:r>
+        <w:rPr>
+          <w:rFonts w:ascii="Arial" w:hAnsi="Arial" w:cs="Arial"/>
+          <w:b w:val="0"/>
+          <w:i w:val="0"/>
+          <w:sz w:val="22"/>
+        </w:rPr>
+        <w:t xml:space="preserve">+</w:t>
+      </w:r>
+      <w:r>
+        <w:rPr>
+          <w:rFonts w:ascii="Arial" w:hAnsi="Arial" w:cs="Arial"/>
+          <w:b w:val="0"/>
+          <w:i w:val="0"/>
+          <w:sz w:val="22"/>
+        </w:rPr>
+        <w:t xml:space="preserve">x</w:t>
+      </w:r>
+      <w:r>
+        <w:rPr>
+          <w:rFonts w:ascii="Arial" w:hAnsi="Arial" w:cs="Arial"/>
+          <w:b w:val="0"/>
+          <w:i w:val="0"/>
+          <w:sz w:val="22"/>
+          <w:vertAlign w:val="subscript"/>
+        </w:rPr>
+        <w:t xml:space="preserve">2</w:t>
+      </w:r>
+      <w:r>
+        <w:rPr>
+          <w:rFonts w:ascii="Arial" w:hAnsi="Arial" w:cs="Arial"/>
+          <w:b w:val="0"/>
+          <w:i w:val="0"/>
+          <w:sz w:val="22"/>
+        </w:rPr>
+        <w:t xml:space="preserve">≤50, 0≤x1≤20, 0≤x2≤35. Pakai parameter bounds di linprog. Print Z optimal.</w:t>
       </w:r>
     </w:p>
     <w:p>
@@ -8548,7 +10265,91 @@
           <w:i w:val="0"/>
           <w:sz w:val="22"/>
         </w:rPr>
-        <w:t>LP 4-Produk dengan 6 Kendala: max Z = 30x1+50x2+40x3+60x4 s.t. CNC: 2x1+3x2+2,5x3+4x4≤200; Welding: x1+2x2+1,5x3+3x4≤150; Painting: 0,5x1+x2+x3+2x4≤120; Material: 5x1+8x2+6x3+10x4≤800; x2≥5; x4≤30. Print Z optimal.</w:t>
+        <w:t xml:space="preserve">LP 4-Produk dengan 6 Kendala: max Z = 30x1+50x2+40x3+60x4 s·t. CNC: 2x1+3x2+2,5x3+4x4≤200; Welding: </w:t>
+      </w:r>
+      <w:r>
+        <w:rPr>
+          <w:rFonts w:ascii="Arial" w:hAnsi="Arial" w:cs="Arial"/>
+          <w:b w:val="0"/>
+          <w:i w:val="0"/>
+          <w:sz w:val="22"/>
+        </w:rPr>
+        <w:t xml:space="preserve">x</w:t>
+      </w:r>
+      <w:r>
+        <w:rPr>
+          <w:rFonts w:ascii="Arial" w:hAnsi="Arial" w:cs="Arial"/>
+          <w:b w:val="0"/>
+          <w:i w:val="0"/>
+          <w:sz w:val="22"/>
+          <w:vertAlign w:val="subscript"/>
+        </w:rPr>
+        <w:t xml:space="preserve">1</w:t>
+      </w:r>
+      <w:r>
+        <w:rPr>
+          <w:rFonts w:ascii="Arial" w:hAnsi="Arial" w:cs="Arial"/>
+          <w:b w:val="0"/>
+          <w:i w:val="0"/>
+          <w:sz w:val="22"/>
+        </w:rPr>
+        <w:t xml:space="preserve">+2x2+1,5x3+3x4≤150; Painting: 0,5x1+</w:t>
+      </w:r>
+      <w:r>
+        <w:rPr>
+          <w:rFonts w:ascii="Arial" w:hAnsi="Arial" w:cs="Arial"/>
+          <w:b w:val="0"/>
+          <w:i w:val="0"/>
+          <w:sz w:val="22"/>
+        </w:rPr>
+        <w:t xml:space="preserve">x</w:t>
+      </w:r>
+      <w:r>
+        <w:rPr>
+          <w:rFonts w:ascii="Arial" w:hAnsi="Arial" w:cs="Arial"/>
+          <w:b w:val="0"/>
+          <w:i w:val="0"/>
+          <w:sz w:val="22"/>
+          <w:vertAlign w:val="subscript"/>
+        </w:rPr>
+        <w:t xml:space="preserve">2</w:t>
+      </w:r>
+      <w:r>
+        <w:rPr>
+          <w:rFonts w:ascii="Arial" w:hAnsi="Arial" w:cs="Arial"/>
+          <w:b w:val="0"/>
+          <w:i w:val="0"/>
+          <w:sz w:val="22"/>
+        </w:rPr>
+        <w:t xml:space="preserve">+</w:t>
+      </w:r>
+      <w:r>
+        <w:rPr>
+          <w:rFonts w:ascii="Arial" w:hAnsi="Arial" w:cs="Arial"/>
+          <w:b w:val="0"/>
+          <w:i w:val="0"/>
+          <w:sz w:val="22"/>
+        </w:rPr>
+        <w:t xml:space="preserve">x</w:t>
+      </w:r>
+      <w:r>
+        <w:rPr>
+          <w:rFonts w:ascii="Arial" w:hAnsi="Arial" w:cs="Arial"/>
+          <w:b w:val="0"/>
+          <w:i w:val="0"/>
+          <w:sz w:val="22"/>
+          <w:vertAlign w:val="subscript"/>
+        </w:rPr>
+        <w:t xml:space="preserve">3</w:t>
+      </w:r>
+      <w:r>
+        <w:rPr>
+          <w:rFonts w:ascii="Arial" w:hAnsi="Arial" w:cs="Arial"/>
+          <w:b w:val="0"/>
+          <w:i w:val="0"/>
+          <w:sz w:val="22"/>
+        </w:rPr>
+        <w:t xml:space="preserve">+2x4≤120; Material: 5x1+8x2+6x3+10x4≤800; x2≥5; x4≤30. Print Z optimal.</w:t>
       </w:r>
     </w:p>
     <w:p>
@@ -8584,7 +10385,38 @@
           <w:color w:val="333333"/>
           <w:sz w:val="21"/>
         </w:rPr>
-        <w:t>Negasikan c untuk maksimisasi; kendala x2≥5 ditulis sebagai -x2≤-5 dan x4≤30 sebagai baris biasa. Ambil Z dari -res.fun.</w:t>
+        <w:t xml:space="preserve">Negasikan c untuk maksimisasi; kendala x2≥5 ditulis sebagai -</w:t>
+      </w:r>
+      <w:r>
+        <w:rPr>
+          <w:rFonts w:ascii="Arial" w:hAnsi="Arial" w:cs="Arial"/>
+          <w:b w:val="0"/>
+          <w:i w:val="0"/>
+          <w:color w:val="333333"/>
+          <w:sz w:val="21"/>
+        </w:rPr>
+        <w:t xml:space="preserve">x</w:t>
+      </w:r>
+      <w:r>
+        <w:rPr>
+          <w:rFonts w:ascii="Arial" w:hAnsi="Arial" w:cs="Arial"/>
+          <w:b w:val="0"/>
+          <w:i w:val="0"/>
+          <w:color w:val="333333"/>
+          <w:sz w:val="21"/>
+          <w:vertAlign w:val="subscript"/>
+        </w:rPr>
+        <w:t xml:space="preserve">2</w:t>
+      </w:r>
+      <w:r>
+        <w:rPr>
+          <w:rFonts w:ascii="Arial" w:hAnsi="Arial" w:cs="Arial"/>
+          <w:b w:val="0"/>
+          <w:i w:val="0"/>
+          <w:color w:val="333333"/>
+          <w:sz w:val="21"/>
+        </w:rPr>
+        <w:t xml:space="preserve">≤-5 dan x4≤30 sebagai baris biasa. Ambil Z dari -res.fun.</w:t>
       </w:r>
     </w:p>
     <w:p>
@@ -8668,7 +10500,91 @@
           <w:i w:val="0"/>
           <w:sz w:val="22"/>
         </w:rPr>
-        <w:t>Blending Problem (Steel Alloy): campur 3 raw material x1,x2,x3 (harga Rp/kg: 10, 8, 12) untuk hasilkan 100 kg alloy. Kandungan karbon (%): [0,5; 0,3; 0,7]; target karbon ≥ 0,5%. Minimalkan total biaya. Print biaya minimum (Rp/100 kg).</w:t>
+        <w:t xml:space="preserve">Blending Problem (Steel Alloy): campur 3 raw material </w:t>
+      </w:r>
+      <w:r>
+        <w:rPr>
+          <w:rFonts w:ascii="Arial" w:hAnsi="Arial" w:cs="Arial"/>
+          <w:b w:val="0"/>
+          <w:i w:val="0"/>
+          <w:sz w:val="22"/>
+        </w:rPr>
+        <w:t xml:space="preserve">x</w:t>
+      </w:r>
+      <w:r>
+        <w:rPr>
+          <w:rFonts w:ascii="Arial" w:hAnsi="Arial" w:cs="Arial"/>
+          <w:b w:val="0"/>
+          <w:i w:val="0"/>
+          <w:sz w:val="22"/>
+          <w:vertAlign w:val="subscript"/>
+        </w:rPr>
+        <w:t xml:space="preserve">1</w:t>
+      </w:r>
+      <w:r>
+        <w:rPr>
+          <w:rFonts w:ascii="Arial" w:hAnsi="Arial" w:cs="Arial"/>
+          <w:b w:val="0"/>
+          <w:i w:val="0"/>
+          <w:sz w:val="22"/>
+        </w:rPr>
+        <w:t xml:space="preserve">,</w:t>
+      </w:r>
+      <w:r>
+        <w:rPr>
+          <w:rFonts w:ascii="Arial" w:hAnsi="Arial" w:cs="Arial"/>
+          <w:b w:val="0"/>
+          <w:i w:val="0"/>
+          <w:sz w:val="22"/>
+        </w:rPr>
+        <w:t xml:space="preserve">x</w:t>
+      </w:r>
+      <w:r>
+        <w:rPr>
+          <w:rFonts w:ascii="Arial" w:hAnsi="Arial" w:cs="Arial"/>
+          <w:b w:val="0"/>
+          <w:i w:val="0"/>
+          <w:sz w:val="22"/>
+          <w:vertAlign w:val="subscript"/>
+        </w:rPr>
+        <w:t xml:space="preserve">2</w:t>
+      </w:r>
+      <w:r>
+        <w:rPr>
+          <w:rFonts w:ascii="Arial" w:hAnsi="Arial" w:cs="Arial"/>
+          <w:b w:val="0"/>
+          <w:i w:val="0"/>
+          <w:sz w:val="22"/>
+        </w:rPr>
+        <w:t xml:space="preserve">,</w:t>
+      </w:r>
+      <w:r>
+        <w:rPr>
+          <w:rFonts w:ascii="Arial" w:hAnsi="Arial" w:cs="Arial"/>
+          <w:b w:val="0"/>
+          <w:i w:val="0"/>
+          <w:sz w:val="22"/>
+        </w:rPr>
+        <w:t xml:space="preserve">x</w:t>
+      </w:r>
+      <w:r>
+        <w:rPr>
+          <w:rFonts w:ascii="Arial" w:hAnsi="Arial" w:cs="Arial"/>
+          <w:b w:val="0"/>
+          <w:i w:val="0"/>
+          <w:sz w:val="22"/>
+          <w:vertAlign w:val="subscript"/>
+        </w:rPr>
+        <w:t xml:space="preserve">3</w:t>
+      </w:r>
+      <w:r>
+        <w:rPr>
+          <w:rFonts w:ascii="Arial" w:hAnsi="Arial" w:cs="Arial"/>
+          <w:b w:val="0"/>
+          <w:i w:val="0"/>
+          <w:sz w:val="22"/>
+        </w:rPr>
+        <w:t xml:space="preserve"> (harga Rp/kg: 10, 8, 12) untuk hasilkan 100 kg alloy. Kandungan karbon (%): [0,5; 0,3; 0,7]; target karbon ≥ 0,5%. Minimalkan total biaya. Print biaya minimum (Rp/100 kg).</w:t>
       </w:r>
     </w:p>
     <w:p>
@@ -8728,7 +10644,63 @@
           <w:i w:val="0"/>
           <w:sz w:val="22"/>
         </w:rPr>
-        <w:t>Vertex enumerasi LP 2D otomatis: untuk LP max Z = 4x1+3x2 s.t. 2x1+x2≤8, x1+2x2≤8, x≥0: tulis algoritma yang (1) cari semua titik perpotongan tiap pasangan kendala (termasuk sumbu), (2) filter feasibel, (3) evaluasi Z di tiap vertex feasibel, (4) pilih max. Print Z optimal.</w:t>
+        <w:t xml:space="preserve">Vertex enumerasi LP 2D otomatis: untuk LP max Z = 4x1+3x2 s·t. 2x1+</w:t>
+      </w:r>
+      <w:r>
+        <w:rPr>
+          <w:rFonts w:ascii="Arial" w:hAnsi="Arial" w:cs="Arial"/>
+          <w:b w:val="0"/>
+          <w:i w:val="0"/>
+          <w:sz w:val="22"/>
+        </w:rPr>
+        <w:t xml:space="preserve">x</w:t>
+      </w:r>
+      <w:r>
+        <w:rPr>
+          <w:rFonts w:ascii="Arial" w:hAnsi="Arial" w:cs="Arial"/>
+          <w:b w:val="0"/>
+          <w:i w:val="0"/>
+          <w:sz w:val="22"/>
+          <w:vertAlign w:val="subscript"/>
+        </w:rPr>
+        <w:t xml:space="preserve">2</w:t>
+      </w:r>
+      <w:r>
+        <w:rPr>
+          <w:rFonts w:ascii="Arial" w:hAnsi="Arial" w:cs="Arial"/>
+          <w:b w:val="0"/>
+          <w:i w:val="0"/>
+          <w:sz w:val="22"/>
+        </w:rPr>
+        <w:t xml:space="preserve">≤8, </w:t>
+      </w:r>
+      <w:r>
+        <w:rPr>
+          <w:rFonts w:ascii="Arial" w:hAnsi="Arial" w:cs="Arial"/>
+          <w:b w:val="0"/>
+          <w:i w:val="0"/>
+          <w:sz w:val="22"/>
+        </w:rPr>
+        <w:t xml:space="preserve">x</w:t>
+      </w:r>
+      <w:r>
+        <w:rPr>
+          <w:rFonts w:ascii="Arial" w:hAnsi="Arial" w:cs="Arial"/>
+          <w:b w:val="0"/>
+          <w:i w:val="0"/>
+          <w:sz w:val="22"/>
+          <w:vertAlign w:val="subscript"/>
+        </w:rPr>
+        <w:t xml:space="preserve">1</w:t>
+      </w:r>
+      <w:r>
+        <w:rPr>
+          <w:rFonts w:ascii="Arial" w:hAnsi="Arial" w:cs="Arial"/>
+          <w:b w:val="0"/>
+          <w:i w:val="0"/>
+          <w:sz w:val="22"/>
+        </w:rPr>
+        <w:t xml:space="preserve">+2x2≤8, x≥0: tulis algoritma yang (1) cari semua titik perpotongan tiap pasangan kendala (termasuk sumbu), (2) filter feasibel, (3) evaluasi Z di tiap vertex feasibel, (4) pilih max. Print Z optimal.</w:t>
       </w:r>
     </w:p>
     <w:p>
@@ -8788,7 +10760,63 @@
           <w:i w:val="0"/>
           <w:sz w:val="22"/>
         </w:rPr>
-        <w:t>Sensitivity Analysis: untuk pabrik bracket 2-produk (max 40x_A+30x_B, kendala CNC≤60, Welding≤80, x≥0). Hitung perubahan Z optimal kalau kapasitas CNC ditambah dari 60 menjadi 65 (lebih 5 jam). Bandingkan dengan prediksi shadow price (Δkapasitas × shadow_price_CNC). Print Z_baru minus Z_lama.</w:t>
+        <w:t xml:space="preserve">Sensitivity Analysis: untuk pabrik bracket 2-produk (max 40x_A+30x_B, kendala CNC≤60, Welding≤80, x≥0). Hitung perubahan Z optimal kalau kapasitas CNC ditambah dari 60 menjadi 65 (lebih 5 jam). Bandingkan dengan prediksi shadow price (Δkapasitas × shadow_price_CNC). Print </w:t>
+      </w:r>
+      <w:r>
+        <w:rPr>
+          <w:rFonts w:ascii="Arial" w:hAnsi="Arial" w:cs="Arial"/>
+          <w:b w:val="0"/>
+          <w:i w:val="0"/>
+          <w:sz w:val="22"/>
+        </w:rPr>
+        <w:t xml:space="preserve">Z</w:t>
+      </w:r>
+      <w:r>
+        <w:rPr>
+          <w:rFonts w:ascii="Arial" w:hAnsi="Arial" w:cs="Arial"/>
+          <w:b w:val="0"/>
+          <w:i w:val="0"/>
+          <w:sz w:val="22"/>
+          <w:vertAlign w:val="subscript"/>
+        </w:rPr>
+        <w:t xml:space="preserve">baru</w:t>
+      </w:r>
+      <w:r>
+        <w:rPr>
+          <w:rFonts w:ascii="Arial" w:hAnsi="Arial" w:cs="Arial"/>
+          <w:b w:val="0"/>
+          <w:i w:val="0"/>
+          <w:sz w:val="22"/>
+        </w:rPr>
+        <w:t xml:space="preserve"> minus </w:t>
+      </w:r>
+      <w:r>
+        <w:rPr>
+          <w:rFonts w:ascii="Arial" w:hAnsi="Arial" w:cs="Arial"/>
+          <w:b w:val="0"/>
+          <w:i w:val="0"/>
+          <w:sz w:val="22"/>
+        </w:rPr>
+        <w:t xml:space="preserve">Z</w:t>
+      </w:r>
+      <w:r>
+        <w:rPr>
+          <w:rFonts w:ascii="Arial" w:hAnsi="Arial" w:cs="Arial"/>
+          <w:b w:val="0"/>
+          <w:i w:val="0"/>
+          <w:sz w:val="22"/>
+          <w:vertAlign w:val="subscript"/>
+        </w:rPr>
+        <w:t xml:space="preserve">lama</w:t>
+      </w:r>
+      <w:r>
+        <w:rPr>
+          <w:rFonts w:ascii="Arial" w:hAnsi="Arial" w:cs="Arial"/>
+          <w:b w:val="0"/>
+          <w:i w:val="0"/>
+          <w:sz w:val="22"/>
+        </w:rPr>
+        <w:t xml:space="preserve">.</w:t>
       </w:r>
     </w:p>
     <w:p>

--- a/Optimalisasi-dan-Automasi/Modul-Word/Modul-8-Optimasi-Linear-Linear-Programming.docx
+++ b/Optimalisasi-dan-Automasi/Modul-Word/Modul-8-Optimasi-Linear-Linear-Programming.docx
@@ -2837,8 +2837,11 @@
     </w:p>
     <w:p>
       <w:pPr>
+        <w:tabs>
+          <w:tab w:val="center" w:pos="4393"/>
+          <w:tab w:val="right" w:pos="8787"/>
+        </w:tabs>
         <w:spacing w:before="40" w:after="120"/>
-        <w:jc w:val="center"/>
       </w:pPr>
       <w:r>
         <w:rPr>
@@ -2848,7 +2851,7 @@
           <w:color w:val="305496"/>
           <w:sz w:val="22"/>
         </w:rPr>
-        <w:t>Z = c1x1 + c2x2 + ... + cnxn      P = {x | Ax ≤ b, x ≥ 0}      x* ∈ vertices(P)</w:t>
+        <w:tab/>
       </w:r>
       <w:r>
         <w:rPr>
@@ -2858,7 +2861,18 @@
           <w:color w:val="305496"/>
           <w:sz w:val="22"/>
         </w:rPr>
-        <w:t xml:space="preserve">   (1)</w:t>
+        <w:t>Z = c1x1 + c2x2 + ... + cnxn      P = {x | Ax ≤ b, x ≥ 0}      x* ∈ vertices(P)</w:t>
+      </w:r>
+      <w:r>
+        <w:rPr>
+          <w:rFonts w:ascii="Arial" w:hAnsi="Arial" w:cs="Arial"/>
+          <w:b/>
+          <w:i/>
+          <w:color w:val="305496"/>
+          <w:sz w:val="22"/>
+        </w:rPr>
+        <w:tab/>
+        <w:t xml:space="preserve">(1)</w:t>
       </w:r>
     </w:p>
     <w:p>
@@ -2967,8 +2981,11 @@
     </w:p>
     <w:p>
       <w:pPr>
+        <w:tabs>
+          <w:tab w:val="center" w:pos="4393"/>
+          <w:tab w:val="right" w:pos="8787"/>
+        </w:tabs>
         <w:spacing w:before="40" w:after="120"/>
-        <w:jc w:val="center"/>
       </w:pPr>
       <w:r>
         <w:rPr>
@@ -2978,7 +2995,7 @@
           <w:color w:val="305496"/>
           <w:sz w:val="22"/>
         </w:rPr>
-        <w:t xml:space="preserve">Bentuk Kanonik: max cᵀx s·t. Ax≤b, x≥0      Bentuk Standar (Slack): Ax+Is=b, x,s≥0      Bounds: lb≤x≤ub</w:t>
+        <w:tab/>
       </w:r>
       <w:r>
         <w:rPr>
@@ -2988,7 +3005,18 @@
           <w:color w:val="305496"/>
           <w:sz w:val="22"/>
         </w:rPr>
-        <w:t xml:space="preserve">   (2)</w:t>
+        <w:t xml:space="preserve">Bentuk Kanonik: max cᵀx s·t. Ax≤b, x≥0      Bentuk Standar (Slack): Ax+Is=b, x,s≥0      Bounds: lb≤x≤ub</w:t>
+      </w:r>
+      <w:r>
+        <w:rPr>
+          <w:rFonts w:ascii="Arial" w:hAnsi="Arial" w:cs="Arial"/>
+          <w:b/>
+          <w:i/>
+          <w:color w:val="305496"/>
+          <w:sz w:val="22"/>
+        </w:rPr>
+        <w:tab/>
+        <w:t xml:space="preserve">(2)</w:t>
       </w:r>
     </w:p>
     <w:p>
@@ -4381,8 +4409,11 @@
     </w:p>
     <w:p>
       <w:pPr>
+        <w:tabs>
+          <w:tab w:val="center" w:pos="4393"/>
+          <w:tab w:val="right" w:pos="8787"/>
+        </w:tabs>
         <w:spacing w:before="40" w:after="120"/>
-        <w:jc w:val="center"/>
       </w:pPr>
       <w:r>
         <w:rPr>
@@ -4392,7 +4423,7 @@
           <w:color w:val="305496"/>
           <w:sz w:val="22"/>
         </w:rPr>
-        <w:t xml:space="preserve">Initial BFS      Pricing: z̄j = cj - </w:t>
+        <w:tab/>
       </w:r>
       <w:r>
         <w:rPr>
@@ -4402,7 +4433,7 @@
           <w:color w:val="305496"/>
           <w:sz w:val="22"/>
         </w:rPr>
-        <w:t xml:space="preserve">c</w:t>
+        <w:t xml:space="preserve">Initial BFS      Pricing: z̄j = cj - </w:t>
       </w:r>
       <w:r>
         <w:rPr>
@@ -4411,9 +4442,8 @@
           <w:i/>
           <w:color w:val="305496"/>
           <w:sz w:val="22"/>
-          <w:vertAlign w:val="subscript"/>
-        </w:rPr>
-        <w:t xml:space="preserve">BV</w:t>
+        </w:rPr>
+        <w:t xml:space="preserve">c</w:t>
       </w:r>
       <w:r>
         <w:rPr>
@@ -4422,8 +4452,9 @@
           <w:i/>
           <w:color w:val="305496"/>
           <w:sz w:val="22"/>
-        </w:rPr>
-        <w:t xml:space="preserve">·B⁻¹·aj      Ratio Test: θ* = min{bi/aij : aij&gt;0}      Pivot (Gauss-Jordan)</w:t>
+          <w:vertAlign w:val="subscript"/>
+        </w:rPr>
+        <w:t xml:space="preserve">BV</w:t>
       </w:r>
       <w:r>
         <w:rPr>
@@ -4433,7 +4464,18 @@
           <w:color w:val="305496"/>
           <w:sz w:val="22"/>
         </w:rPr>
-        <w:t xml:space="preserve">   (3)</w:t>
+        <w:t xml:space="preserve">·B⁻¹·aj      Ratio Test: θ* = min{bi/aij : aij&gt;0}      Pivot (Gauss-Jordan)</w:t>
+      </w:r>
+      <w:r>
+        <w:rPr>
+          <w:rFonts w:ascii="Arial" w:hAnsi="Arial" w:cs="Arial"/>
+          <w:b/>
+          <w:i/>
+          <w:color w:val="305496"/>
+          <w:sz w:val="22"/>
+        </w:rPr>
+        <w:tab/>
+        <w:t xml:space="preserve">(3)</w:t>
       </w:r>
     </w:p>
     <w:p>

--- a/Optimalisasi-dan-Automasi/Modul-Word/Modul-8-Optimasi-Linear-Linear-Programming.docx
+++ b/Optimalisasi-dan-Automasi/Modul-Word/Modul-8-Optimasi-Linear-Linear-Programming.docx
@@ -2579,45 +2579,65 @@
     <w:p>
       <w:pPr>
         <w:pBdr>
-          <w:top w:val="single" w:sz="8" w:space="6" w:color="2E9E6B"/>
-          <w:left w:val="single" w:sz="8" w:space="6" w:color="2E9E6B"/>
-          <w:bottom w:val="single" w:sz="8" w:space="6" w:color="2E9E6B"/>
-          <w:right w:val="single" w:sz="8" w:space="6" w:color="2E9E6B"/>
+          <w:top w:val="single" w:sz="6" w:space="10" w:color="BFE3D0"/>
+          <w:left w:val="single" w:sz="24" w:space="12" w:color="1F7A55"/>
+          <w:bottom w:val="single" w:sz="6" w:space="10" w:color="BFE3D0"/>
+          <w:right w:val="single" w:sz="6" w:space="10" w:color="BFE3D0"/>
         </w:pBdr>
-        <w:shd w:val="clear" w:fill="EAF7F0"/>
-        <w:spacing w:before="80" w:after="240"/>
-      </w:pPr>
-      <w:r>
-        <w:rPr>
-          <w:rFonts w:ascii="Arial" w:hAnsi="Arial" w:cs="Arial"/>
-          <w:b/>
-          <w:i w:val="0"/>
-          <w:color w:val="1F3864"/>
-          <w:sz w:val="21"/>
-        </w:rPr>
-        <w:t xml:space="preserve">🔗 Modul Interaktif: </w:t>
+        <w:shd w:val="clear" w:fill="F1FAF5"/>
+        <w:spacing w:before="140" w:after="60" w:line="264" w:lineRule="auto"/>
+        <w:ind w:left="170" w:right="170"/>
+        <w:jc w:val="left"/>
+      </w:pPr>
+      <w:r>
+        <w:rPr>
+          <w:rFonts w:ascii="Arial" w:hAnsi="Arial" w:cs="Arial"/>
+          <w:b/>
+          <w:i w:val="0"/>
+          <w:color w:val="1F7A55"/>
+          <w:sz w:val="17"/>
+          <w:spacing w:val="30"/>
+        </w:rPr>
+        <w:t xml:space="preserve">🔗 MODUL INTERAKTIF</w:t>
+      </w:r>
+      <w:r>
+        <w:br/>
       </w:r>
       <w:hyperlink r:id="rId19">
         <w:r>
           <w:rPr>
             <w:rFonts w:ascii="Arial" w:hAnsi="Arial" w:cs="Arial"/>
-            <w:sz w:val="22"/>
+            <w:b/>
             <w:color w:val="0563C1"/>
+            <w:sz w:val="20"/>
             <w:u w:val="single"/>
-            <w:b/>
           </w:rPr>
           <w:t xml:space="preserve">https://dedik-romahadi.github.io/Mechanical-Engineering-Courses/Optimalisasi-dan-Automasi/Modul/Modul-8.html</w:t>
         </w:r>
       </w:hyperlink>
-      <w:r>
-        <w:rPr>
-          <w:rFonts w:ascii="Arial" w:hAnsi="Arial" w:cs="Arial"/>
-          <w:b w:val="0"/>
-          <w:i w:val="0"/>
-          <w:color w:val="333333"/>
-          <w:sz w:val="20"/>
-        </w:rPr>
-        <w:t>. Pada layar masuk, pilih tombol “👁️ Mode Preview (Tanpa Login)” untuk melihat modul lengkap (animasi, kalkulator interaktif, editor kode Python langsung di browser) tanpa perlu akun. Soal pada Mode Preview bersifat tampilan saja; jawaban benar/salah dan poin tidak aktif.</w:t>
+    </w:p>
+    <w:p>
+      <w:pPr>
+        <w:pBdr>
+          <w:top w:val="single" w:sz="6" w:space="10" w:color="BFE3D0"/>
+          <w:left w:val="single" w:sz="24" w:space="12" w:color="1F7A55"/>
+          <w:bottom w:val="single" w:sz="6" w:space="10" w:color="BFE3D0"/>
+          <w:right w:val="single" w:sz="6" w:space="10" w:color="BFE3D0"/>
+        </w:pBdr>
+        <w:shd w:val="clear" w:fill="F1FAF5"/>
+        <w:spacing w:before="0" w:after="140" w:line="264" w:lineRule="auto"/>
+        <w:ind w:left="170" w:right="170"/>
+        <w:jc w:val="left"/>
+      </w:pPr>
+      <w:r>
+        <w:rPr>
+          <w:rFonts w:ascii="Arial" w:hAnsi="Arial" w:cs="Arial"/>
+          <w:b w:val="0"/>
+          <w:i w:val="0"/>
+          <w:color w:val="44525F"/>
+          <w:sz w:val="19"/>
+        </w:rPr>
+        <w:t xml:space="preserve">Pada layar masuk, pilih tombol “👁️ Mode Preview (Tanpa Login)” untuk melihat modul lengkap (animasi, kalkulator interaktif, editor kode Python langsung di browser) tanpa perlu akun. Soal pada Mode Preview bersifat tampilan saja; jawaban benar/salah dan poin tidak aktif.</w:t>
       </w:r>
     </w:p>
     <w:p>
